--- a/public/2026/projets/FICHE_S5-A02_TroisProfils_5eme.docx
+++ b/public/2026/projets/FICHE_S5-A02_TroisProfils_5eme.docx
@@ -210,7 +210,24 @@
                 <w:sz w:val="15"/>
                 <w:szCs w:val="15"/>
               </w:rPr>
-              <w:t xml:space="preserve">ACTIVITÉ N°02  ·  S27</w:t>
+              <w:t xml:space="preserve">ACTIVITÉ N°02</w:t>
+            </w:r>
+          </w:p>
+          <w:p>
+            <w:pPr>
+              <w:spacing w:after="0"/>
+            </w:pPr>
+            <w:r>
+              <w:rPr>
+                <w:rFonts w:ascii="Arial" w:cs="Arial" w:eastAsia="Arial" w:hAnsi="Arial"/>
+                <w:b w:val="false"/>
+                <w:bCs w:val="false"/>
+                <w:i w:val="false"/>
+                <w:iCs w:val="false"/>
+                <w:sz w:val="15"/>
+                <w:szCs w:val="15"/>
+              </w:rPr>
+              <w:t xml:space="preserve">Trois profils imposés</w:t>
             </w:r>
           </w:p>
         </w:tc>

--- a/public/2026/projets/FICHE_S5-A02_TroisProfils_5eme.docx
+++ b/public/2026/projets/FICHE_S5-A02_TroisProfils_5eme.docx
@@ -4,7 +4,7 @@
   <w:body>
     <w:tbl>
       <w:tblPr>
-        <w:tblW w:type="dxa" w:w="9360"/>
+        <w:tblW w:type="dxa" w:w="10466"/>
         <w:tblBorders>
           <w:top w:val="single" w:color="auto" w:sz="4"/>
           <w:left w:val="single" w:color="auto" w:sz="4"/>
@@ -15,10 +15,10 @@
         </w:tblBorders>
       </w:tblPr>
       <w:tblGrid>
-        <w:gridCol w:w="1266"/>
-        <w:gridCol w:w="3900"/>
-        <w:gridCol w:w="2994"/>
-        <w:gridCol w:w="1200"/>
+        <w:gridCol w:w="1300"/>
+        <w:gridCol w:w="4200"/>
+        <w:gridCol w:w="3666"/>
+        <w:gridCol w:w="1300"/>
       </w:tblGrid>
       <w:tr>
         <w:trPr>
@@ -26,31 +26,29 @@
         </w:trPr>
         <w:tc>
           <w:tcPr>
-            <w:tcW w:type="dxa" w:w="1266"/>
+            <w:tcW w:type="dxa" w:w="1300"/>
             <w:tcBorders>
               <w:top w:val="single" w:color="000000" w:sz="6"/>
               <w:left w:val="single" w:color="000000" w:sz="6"/>
               <w:bottom w:val="single" w:color="000000" w:sz="6"/>
               <w:right w:val="single" w:color="000000" w:sz="6"/>
             </w:tcBorders>
-            <w:shd w:fill="F2F2F2" w:val="clear"/>
             <w:tcMar>
-              <w:top w:type="dxa" w:w="20"/>
-              <w:left w:type="dxa" w:w="20"/>
-              <w:bottom w:type="dxa" w:w="20"/>
-              <w:right w:type="dxa" w:w="20"/>
+              <w:top w:type="dxa" w:w="60"/>
+              <w:left w:type="dxa" w:w="110"/>
+              <w:bottom w:type="dxa" w:w="60"/>
+              <w:right w:type="dxa" w:w="110"/>
             </w:tcMar>
             <w:vAlign w:val="center"/>
           </w:tcPr>
           <w:p>
             <w:pPr>
-              <w:spacing w:after="0"/>
               <w:jc w:val="center"/>
             </w:pPr>
             <w:r>
               <w:drawing>
                 <wp:inline distT="0" distB="0" distL="0" distR="0">
-                  <wp:extent cx="552450" cy="419100"/>
+                  <wp:extent cx="590550" cy="457200"/>
                   <wp:effectExtent t="0" r="0" b="0" l="0"/>
                   <wp:docPr id="1" name="" descr="" title=""/>
                   <wp:cNvGraphicFramePr>
@@ -75,7 +73,7 @@
                         <pic:spPr bwMode="auto">
                           <a:xfrm>
                             <a:off x="0" y="0"/>
-                            <a:ext cx="552450" cy="419100"/>
+                            <a:ext cx="590550" cy="457200"/>
                           </a:xfrm>
                           <a:prstGeom prst="rect">
                             <a:avLst/>
@@ -91,7 +89,7 @@
         </w:tc>
         <w:tc>
           <w:tcPr>
-            <w:tcW w:type="dxa" w:w="3900"/>
+            <w:tcW w:type="dxa" w:w="4200"/>
             <w:tcBorders>
               <w:top w:val="single" w:color="000000" w:sz="6"/>
               <w:left w:val="single" w:color="000000" w:sz="6"/>
@@ -99,16 +97,17 @@
               <w:right w:val="single" w:color="000000" w:sz="6"/>
             </w:tcBorders>
             <w:tcMar>
-              <w:top w:type="dxa" w:w="20"/>
-              <w:left w:type="dxa" w:w="60"/>
-              <w:bottom w:type="dxa" w:w="20"/>
-              <w:right w:type="dxa" w:w="60"/>
+              <w:top w:type="dxa" w:w="60"/>
+              <w:left w:type="dxa" w:w="110"/>
+              <w:bottom w:type="dxa" w:w="60"/>
+              <w:right w:type="dxa" w:w="110"/>
             </w:tcMar>
             <w:vAlign w:val="center"/>
           </w:tcPr>
           <w:p>
             <w:pPr>
-              <w:spacing w:after="0"/>
+              <w:keepLines/>
+              <w:spacing w:after="20" w:before="0"/>
               <w:jc w:val="center"/>
             </w:pPr>
             <w:r>
@@ -116,8 +115,7 @@
                 <w:rFonts w:ascii="Arial" w:cs="Arial" w:eastAsia="Arial" w:hAnsi="Arial"/>
                 <w:b/>
                 <w:bCs/>
-                <w:i w:val="false"/>
-                <w:iCs w:val="false"/>
+                <w:color w:val="000000"/>
                 <w:sz w:val="18"/>
                 <w:szCs w:val="18"/>
               </w:rPr>
@@ -126,36 +124,32 @@
           </w:p>
           <w:p>
             <w:pPr>
-              <w:spacing w:after="0"/>
+              <w:keepLines/>
+              <w:spacing w:after="0" w:before="0"/>
               <w:jc w:val="center"/>
             </w:pPr>
             <w:r>
               <w:rPr>
                 <w:rFonts w:ascii="Arial" w:cs="Arial" w:eastAsia="Arial" w:hAnsi="Arial"/>
-                <w:b w:val="false"/>
-                <w:bCs w:val="false"/>
-                <w:i w:val="false"/>
-                <w:iCs w:val="false"/>
-                <w:sz w:val="14"/>
-                <w:szCs w:val="14"/>
+                <w:color w:val="000000"/>
+                <w:sz w:val="15"/>
+                <w:szCs w:val="15"/>
               </w:rPr>
               <w:t xml:space="preserve">Technologie — Classe de 5ème</w:t>
             </w:r>
           </w:p>
           <w:p>
             <w:pPr>
-              <w:spacing w:after="0"/>
+              <w:keepLines/>
+              <w:spacing w:after="0" w:before="0"/>
               <w:jc w:val="center"/>
             </w:pPr>
             <w:r>
               <w:rPr>
                 <w:rFonts w:ascii="Arial" w:cs="Arial" w:eastAsia="Arial" w:hAnsi="Arial"/>
-                <w:b w:val="false"/>
-                <w:bCs w:val="false"/>
-                <w:i w:val="false"/>
-                <w:iCs w:val="false"/>
-                <w:sz w:val="14"/>
-                <w:szCs w:val="14"/>
+                <w:color w:val="000000"/>
+                <w:sz w:val="15"/>
+                <w:szCs w:val="15"/>
               </w:rPr>
               <w:t xml:space="preserve">Salle 207 TEC 3</w:t>
             </w:r>
@@ -163,77 +157,7 @@
         </w:tc>
         <w:tc>
           <w:tcPr>
-            <w:tcW w:type="dxa" w:w="2994"/>
-            <w:tcBorders>
-              <w:top w:val="single" w:color="000000" w:sz="6"/>
-              <w:left w:val="single" w:color="000000" w:sz="6"/>
-              <w:bottom w:val="single" w:color="000000" w:sz="6"/>
-              <w:right w:val="single" w:color="000000" w:sz="6"/>
-            </w:tcBorders>
-            <w:shd w:fill="F2F2F2" w:val="clear"/>
-            <w:tcMar>
-              <w:top w:type="dxa" w:w="20"/>
-              <w:left w:type="dxa" w:w="60"/>
-              <w:bottom w:type="dxa" w:w="20"/>
-              <w:right w:type="dxa" w:w="60"/>
-            </w:tcMar>
-            <w:vAlign w:val="center"/>
-          </w:tcPr>
-          <w:p>
-            <w:pPr>
-              <w:spacing w:after="0"/>
-            </w:pPr>
-            <w:r>
-              <w:rPr>
-                <w:rFonts w:ascii="Arial" w:cs="Arial" w:eastAsia="Arial" w:hAnsi="Arial"/>
-                <w:b/>
-                <w:bCs/>
-                <w:i w:val="false"/>
-                <w:iCs w:val="false"/>
-                <w:sz w:val="15"/>
-                <w:szCs w:val="15"/>
-              </w:rPr>
-              <w:t xml:space="preserve">PROJET 5ème — LE PONT A4</w:t>
-            </w:r>
-          </w:p>
-          <w:p>
-            <w:pPr>
-              <w:spacing w:after="0"/>
-            </w:pPr>
-            <w:r>
-              <w:rPr>
-                <w:rFonts w:ascii="Arial" w:cs="Arial" w:eastAsia="Arial" w:hAnsi="Arial"/>
-                <w:b w:val="false"/>
-                <w:bCs w:val="false"/>
-                <w:i w:val="false"/>
-                <w:iCs w:val="false"/>
-                <w:sz w:val="15"/>
-                <w:szCs w:val="15"/>
-              </w:rPr>
-              <w:t xml:space="preserve">ACTIVITÉ N°02</w:t>
-            </w:r>
-          </w:p>
-          <w:p>
-            <w:pPr>
-              <w:spacing w:after="0"/>
-            </w:pPr>
-            <w:r>
-              <w:rPr>
-                <w:rFonts w:ascii="Arial" w:cs="Arial" w:eastAsia="Arial" w:hAnsi="Arial"/>
-                <w:b w:val="false"/>
-                <w:bCs w:val="false"/>
-                <w:i w:val="false"/>
-                <w:iCs w:val="false"/>
-                <w:sz w:val="15"/>
-                <w:szCs w:val="15"/>
-              </w:rPr>
-              <w:t xml:space="preserve">Trois profils imposés</w:t>
-            </w:r>
-          </w:p>
-        </w:tc>
-        <w:tc>
-          <w:tcPr>
-            <w:tcW w:type="dxa" w:w="1200"/>
+            <w:tcW w:type="dxa" w:w="3666"/>
             <w:tcBorders>
               <w:top w:val="single" w:color="000000" w:sz="6"/>
               <w:left w:val="single" w:color="000000" w:sz="6"/>
@@ -241,22 +165,86 @@
               <w:right w:val="single" w:color="000000" w:sz="6"/>
             </w:tcBorders>
             <w:tcMar>
-              <w:top w:type="dxa" w:w="20"/>
-              <w:left w:type="dxa" w:w="20"/>
-              <w:bottom w:type="dxa" w:w="20"/>
-              <w:right w:type="dxa" w:w="20"/>
+              <w:top w:type="dxa" w:w="60"/>
+              <w:left w:type="dxa" w:w="110"/>
+              <w:bottom w:type="dxa" w:w="60"/>
+              <w:right w:type="dxa" w:w="110"/>
             </w:tcMar>
             <w:vAlign w:val="center"/>
           </w:tcPr>
           <w:p>
             <w:pPr>
-              <w:spacing w:after="0"/>
+              <w:keepLines/>
+              <w:spacing w:after="10" w:before="0"/>
+            </w:pPr>
+            <w:r>
+              <w:rPr>
+                <w:rFonts w:ascii="Arial" w:cs="Arial" w:eastAsia="Arial" w:hAnsi="Arial"/>
+                <w:b/>
+                <w:bCs/>
+                <w:color w:val="000000"/>
+                <w:sz w:val="15"/>
+                <w:szCs w:val="15"/>
+              </w:rPr>
+              <w:t xml:space="preserve">PROJET 5ème — LE PONT A4</w:t>
+            </w:r>
+          </w:p>
+          <w:p>
+            <w:pPr>
+              <w:keepLines/>
+              <w:spacing w:after="10" w:before="0"/>
+            </w:pPr>
+            <w:r>
+              <w:rPr>
+                <w:rFonts w:ascii="Arial" w:cs="Arial" w:eastAsia="Arial" w:hAnsi="Arial"/>
+                <w:color w:val="000000"/>
+                <w:sz w:val="15"/>
+                <w:szCs w:val="15"/>
+              </w:rPr>
+              <w:t xml:space="preserve">ACTIVITÉ N°02</w:t>
+            </w:r>
+          </w:p>
+          <w:p>
+            <w:pPr>
+              <w:keepLines/>
+              <w:spacing w:after="0" w:before="0"/>
+            </w:pPr>
+            <w:r>
+              <w:rPr>
+                <w:rFonts w:ascii="Arial" w:cs="Arial" w:eastAsia="Arial" w:hAnsi="Arial"/>
+                <w:color w:val="000000"/>
+                <w:sz w:val="15"/>
+                <w:szCs w:val="15"/>
+              </w:rPr>
+              <w:t xml:space="preserve">Trois profils imposés</w:t>
+            </w:r>
+          </w:p>
+        </w:tc>
+        <w:tc>
+          <w:tcPr>
+            <w:tcW w:type="dxa" w:w="1300"/>
+            <w:tcBorders>
+              <w:top w:val="single" w:color="000000" w:sz="6"/>
+              <w:left w:val="single" w:color="000000" w:sz="6"/>
+              <w:bottom w:val="single" w:color="000000" w:sz="6"/>
+              <w:right w:val="single" w:color="000000" w:sz="6"/>
+            </w:tcBorders>
+            <w:tcMar>
+              <w:top w:type="dxa" w:w="60"/>
+              <w:left w:type="dxa" w:w="110"/>
+              <w:bottom w:type="dxa" w:w="60"/>
+              <w:right w:type="dxa" w:w="110"/>
+            </w:tcMar>
+            <w:vAlign w:val="center"/>
+          </w:tcPr>
+          <w:p>
+            <w:pPr>
               <w:jc w:val="center"/>
             </w:pPr>
             <w:r>
               <w:drawing>
                 <wp:inline distT="0" distB="0" distL="0" distR="0">
-                  <wp:extent cx="609600" cy="609600"/>
+                  <wp:extent cx="533400" cy="533400"/>
                   <wp:effectExtent t="0" r="0" b="0" l="0"/>
                   <wp:docPr id="1" name="" descr="" title=""/>
                   <wp:cNvGraphicFramePr>
@@ -281,7 +269,7 @@
                         <pic:spPr bwMode="auto">
                           <a:xfrm>
                             <a:off x="0" y="0"/>
-                            <a:ext cx="609600" cy="609600"/>
+                            <a:ext cx="533400" cy="533400"/>
                           </a:xfrm>
                           <a:prstGeom prst="rect">
                             <a:avLst/>
@@ -299,12 +287,85 @@
     </w:tbl>
     <w:p>
       <w:pPr>
-        <w:spacing w:after="96"/>
-      </w:pPr>
+        <w:keepLines/>
+        <w:spacing w:after="160" w:before="100" w:line="400" w:lineRule="atLeast"/>
+      </w:pPr>
+      <w:r>
+        <w:rPr>
+          <w:rFonts w:ascii="Arial" w:cs="Arial" w:eastAsia="Arial" w:hAnsi="Arial"/>
+          <w:color w:val="5B6675"/>
+          <w:sz w:val="18"/>
+          <w:szCs w:val="18"/>
+        </w:rPr>
+        <w:t xml:space="preserve">Prénom : </w:t>
+      </w:r>
+      <w:r>
+        <w:rPr>
+          <w:rFonts w:ascii="Arial" w:cs="Arial" w:eastAsia="Arial" w:hAnsi="Arial"/>
+          <w:color w:val="AEB7C3"/>
+          <w:sz w:val="18"/>
+          <w:szCs w:val="18"/>
+        </w:rPr>
+        <w:t xml:space="preserve">…………………………………………………………</w:t>
+      </w:r>
+      <w:r>
+        <w:rPr>
+          <w:rFonts w:ascii="Arial" w:cs="Arial" w:eastAsia="Arial" w:hAnsi="Arial"/>
+          <w:color w:val="5B6675"/>
+          <w:sz w:val="18"/>
+          <w:szCs w:val="18"/>
+        </w:rPr>
+        <w:t xml:space="preserve">      Classe : </w:t>
+      </w:r>
+      <w:r>
+        <w:rPr>
+          <w:rFonts w:ascii="Arial" w:cs="Arial" w:eastAsia="Arial" w:hAnsi="Arial"/>
+          <w:color w:val="AEB7C3"/>
+          <w:sz w:val="18"/>
+          <w:szCs w:val="18"/>
+        </w:rPr>
+        <w:t xml:space="preserve">……………………</w:t>
+      </w:r>
+      <w:r>
+        <w:rPr>
+          <w:rFonts w:ascii="Arial" w:cs="Arial" w:eastAsia="Arial" w:hAnsi="Arial"/>
+          <w:color w:val="5B6675"/>
+          <w:sz w:val="18"/>
+          <w:szCs w:val="18"/>
+        </w:rPr>
+        <w:t xml:space="preserve">      Date : </w:t>
+      </w:r>
+      <w:r>
+        <w:rPr>
+          <w:rFonts w:ascii="Arial" w:cs="Arial" w:eastAsia="Arial" w:hAnsi="Arial"/>
+          <w:color w:val="AEB7C3"/>
+          <w:sz w:val="18"/>
+          <w:szCs w:val="18"/>
+        </w:rPr>
+        <w:t xml:space="preserve">…………………………</w:t>
+      </w:r>
+    </w:p>
+    <w:p>
+      <w:pPr>
+        <w:keepNext/>
+        <w:keepLines/>
+        <w:spacing w:after="100" w:before="0"/>
+      </w:pPr>
+      <w:r>
+        <w:rPr>
+          <w:rFonts w:ascii="Arial" w:cs="Arial" w:eastAsia="Arial" w:hAnsi="Arial"/>
+          <w:b/>
+          <w:bCs/>
+          <w:color w:val="11223D"/>
+          <w:sz w:val="30"/>
+          <w:szCs w:val="30"/>
+        </w:rPr>
+        <w:t xml:space="preserve">TROIS PROFILS IMPOSÉS : TUBE, U, ACCORDÉON</w:t>
+      </w:r>
     </w:p>
     <w:tbl>
       <w:tblPr>
-        <w:tblW w:type="dxa" w:w="9360"/>
+        <w:tblW w:type="dxa" w:w="10466"/>
         <w:tblBorders>
           <w:top w:val="single" w:color="auto" w:sz="4"/>
           <w:left w:val="single" w:color="auto" w:sz="4"/>
@@ -315,7 +376,7 @@
         </w:tblBorders>
       </w:tblPr>
       <w:tblGrid>
-        <w:gridCol w:w="9360"/>
+        <w:gridCol w:w="10466"/>
       </w:tblGrid>
       <w:tr>
         <w:trPr>
@@ -323,40 +384,46 @@
         </w:trPr>
         <w:tc>
           <w:tcPr>
-            <w:tcW w:type="dxa" w:w="9360"/>
+            <w:tcW w:type="dxa" w:w="10466"/>
             <w:tcBorders>
-              <w:top w:val="single" w:color="000000" w:sz="6"/>
-              <w:left w:val="single" w:color="000000" w:sz="6"/>
-              <w:bottom w:val="single" w:color="000000" w:sz="6"/>
-              <w:right w:val="single" w:color="000000" w:sz="6"/>
+              <w:top w:val="none" w:color="FFFFFF" w:sz="0"/>
+              <w:left w:val="none" w:color="FFFFFF" w:sz="0"/>
+              <w:bottom w:val="none" w:color="FFFFFF" w:sz="0"/>
+              <w:right w:val="none" w:color="FFFFFF" w:sz="0"/>
             </w:tcBorders>
-            <w:shd w:fill="D9D9D9" w:val="clear"/>
+            <w:shd w:fill="EEF1F5" w:color="auto" w:val="clear"/>
             <w:tcMar>
-              <w:top w:type="dxa" w:w="40"/>
-              <w:left w:type="dxa" w:w="80"/>
-              <w:bottom w:type="dxa" w:w="40"/>
-              <w:right w:type="dxa" w:w="80"/>
+              <w:top w:type="dxa" w:w="90"/>
+              <w:left w:type="dxa" w:w="110"/>
+              <w:bottom w:type="dxa" w:w="90"/>
+              <w:right w:type="dxa" w:w="110"/>
             </w:tcMar>
             <w:vAlign w:val="center"/>
           </w:tcPr>
           <w:p>
             <w:pPr>
-              <w:keepNext/>
-              <w:keepLines/>
-              <w:spacing w:after="0"/>
-              <w:jc w:val="center"/>
+              <w:keepLines/>
+              <w:spacing w:after="0" w:before="0"/>
             </w:pPr>
             <w:r>
               <w:rPr>
                 <w:rFonts w:ascii="Arial" w:cs="Arial" w:eastAsia="Arial" w:hAnsi="Arial"/>
                 <w:b/>
                 <w:bCs/>
-                <w:i w:val="false"/>
-                <w:iCs w:val="false"/>
-                <w:sz w:val="32"/>
-                <w:szCs w:val="32"/>
-              </w:rPr>
-              <w:t xml:space="preserve">TROIS PROFILS IMPOSÉS : TUBE, U, ACCORDÉON</w:t>
+                <w:color w:val="5B6675"/>
+                <w:sz w:val="18"/>
+                <w:szCs w:val="18"/>
+              </w:rPr>
+              <w:t xml:space="preserve">À LA FIN, </w:t>
+            </w:r>
+            <w:r>
+              <w:rPr>
+                <w:rFonts w:ascii="Arial" w:cs="Arial" w:eastAsia="Arial" w:hAnsi="Arial"/>
+                <w:color w:val="000000"/>
+                <w:sz w:val="22"/>
+                <w:szCs w:val="22"/>
+              </w:rPr>
+              <w:t xml:space="preserve">tu sauras dessiner le profil de ton groupe et écrire ce que tu prévois avant l'essai.</w:t>
             </w:r>
           </w:p>
         </w:tc>
@@ -364,202 +431,204 @@
     </w:tbl>
     <w:p>
       <w:pPr>
+        <w:keepLines/>
+        <w:spacing w:after="30" w:before="0"/>
+      </w:pPr>
+      <w:r>
+        <w:rPr>
+          <w:rFonts w:ascii="Arial" w:cs="Arial" w:eastAsia="Arial" w:hAnsi="Arial"/>
+          <w:color w:val="000000"/>
+          <w:sz w:val="22"/>
+          <w:szCs w:val="22"/>
+        </w:rPr>
+        <w:t xml:space="preserve">Chaque groupe reçoit UN profil imposé : le tube, le U ou l'accordéon. Tous partent de la même feuille A4, donc de la même quantité de papier et de la même masse.</w:t>
+      </w:r>
+    </w:p>
+    <w:p>
+      <w:pPr>
+        <w:keepLines/>
+        <w:spacing w:after="80" w:before="0"/>
+      </w:pPr>
+      <w:r>
+        <w:rPr>
+          <w:rFonts w:ascii="Arial" w:cs="Arial" w:eastAsia="Arial" w:hAnsi="Arial"/>
+          <w:color w:val="000000"/>
+          <w:sz w:val="22"/>
+          <w:szCs w:val="22"/>
+        </w:rPr>
+        <w:t xml:space="preserve">À la fin de la séquence, les trois profils seront chargés jusqu'à la rupture. Aujourd'hui, tu dessines le tien et tu écris ton pronostic — avant de savoir qui gagne.</w:t>
+      </w:r>
+    </w:p>
+    <w:p>
+      <w:pPr>
         <w:keepNext/>
         <w:keepLines/>
-        <w:spacing w:after="60"/>
-      </w:pPr>
-    </w:p>
-    <w:p>
-      <w:pPr>
-        <w:spacing w:after="128"/>
+        <w:spacing w:after="120" w:before="0"/>
       </w:pPr>
       <w:r>
         <w:rPr>
           <w:rFonts w:ascii="Arial" w:cs="Arial" w:eastAsia="Arial" w:hAnsi="Arial"/>
           <w:b/>
           <w:bCs/>
-          <w:i w:val="false"/>
-          <w:iCs w:val="false"/>
+          <w:color w:val="11223D"/>
+          <w:sz w:val="30"/>
+          <w:szCs w:val="30"/>
+        </w:rPr>
+        <w:t xml:space="preserve">?  </w:t>
+      </w:r>
+      <w:r>
+        <w:rPr>
+          <w:rFonts w:ascii="Arial" w:cs="Arial" w:eastAsia="Arial" w:hAnsi="Arial"/>
+          <w:b/>
+          <w:bCs/>
+          <w:color w:val="000000"/>
           <w:sz w:val="24"/>
           <w:szCs w:val="24"/>
         </w:rPr>
-        <w:t xml:space="preserve">OBJECTIF — </w:t>
-      </w:r>
-      <w:r>
-        <w:rPr>
-          <w:rFonts w:ascii="Arial" w:cs="Arial" w:eastAsia="Arial" w:hAnsi="Arial"/>
-          <w:b w:val="false"/>
-          <w:bCs w:val="false"/>
-          <w:i w:val="false"/>
-          <w:iCs w:val="false"/>
-          <w:sz w:val="24"/>
-          <w:szCs w:val="24"/>
-        </w:rPr>
-        <w:t xml:space="preserve">Tu sauras dessiner le profil de ton groupe et écrire ce que tu prévois avant l'essai.</w:t>
-      </w:r>
-    </w:p>
-    <w:tbl>
-      <w:tblPr>
-        <w:tblW w:type="dxa" w:w="9360"/>
-        <w:tblBorders>
-          <w:top w:val="single" w:color="auto" w:sz="4"/>
-          <w:left w:val="single" w:color="auto" w:sz="4"/>
-          <w:bottom w:val="single" w:color="auto" w:sz="4"/>
-          <w:right w:val="single" w:color="auto" w:sz="4"/>
-          <w:insideH w:val="single" w:color="auto" w:sz="4"/>
-          <w:insideV w:val="single" w:color="auto" w:sz="4"/>
-        </w:tblBorders>
-      </w:tblPr>
-      <w:tblGrid>
-        <w:gridCol w:w="9360"/>
-      </w:tblGrid>
-      <w:tr>
-        <w:trPr>
-          <w:cantSplit/>
-        </w:trPr>
-        <w:tc>
-          <w:tcPr>
-            <w:tcW w:type="dxa" w:w="9360"/>
-            <w:tcBorders>
-              <w:top w:val="single" w:color="000000" w:sz="6"/>
-              <w:left w:val="single" w:color="000000" w:sz="6"/>
-              <w:bottom w:val="single" w:color="000000" w:sz="6"/>
-              <w:right w:val="single" w:color="000000" w:sz="6"/>
-            </w:tcBorders>
-            <w:tcMar>
-              <w:top w:type="dxa" w:w="80"/>
-              <w:left w:type="dxa" w:w="120"/>
-              <w:bottom w:type="dxa" w:w="80"/>
-              <w:right w:type="dxa" w:w="120"/>
-            </w:tcMar>
-            <w:vAlign w:val="center"/>
-          </w:tcPr>
-          <w:p>
-            <w:pPr>
-              <w:keepNext/>
-              <w:keepLines/>
-              <w:spacing w:after="41"/>
-            </w:pPr>
-            <w:r>
-              <w:rPr>
-                <w:rFonts w:ascii="Arial" w:cs="Arial" w:eastAsia="Arial" w:hAnsi="Arial"/>
-                <w:b w:val="false"/>
-                <w:bCs w:val="false"/>
-                <w:i w:val="false"/>
-                <w:iCs w:val="false"/>
-                <w:sz w:val="26"/>
-                <w:szCs w:val="26"/>
-              </w:rPr>
-              <w:t xml:space="preserve">Chaque groupe reçoit UN profil imposé : le tube, le U ou l'accordéon. Tous partent de la même feuille A4, donc de la même quantité de papier et de la même masse.</w:t>
-            </w:r>
-          </w:p>
-          <w:p>
-            <w:pPr>
-              <w:keepNext/>
-              <w:keepLines/>
-              <w:spacing w:after="41"/>
-            </w:pPr>
-            <w:r>
-              <w:rPr>
-                <w:rFonts w:ascii="Arial" w:cs="Arial" w:eastAsia="Arial" w:hAnsi="Arial"/>
-                <w:b w:val="false"/>
-                <w:bCs w:val="false"/>
-                <w:i w:val="false"/>
-                <w:iCs w:val="false"/>
-                <w:sz w:val="26"/>
-                <w:szCs w:val="26"/>
-              </w:rPr>
-              <w:t xml:space="preserve">À la fin de la séquence, les trois profils seront chargés jusqu'à la rupture. Aujourd'hui, tu dessines le tien et tu écris ton pronostic — avant de savoir qui gagne.</w:t>
-            </w:r>
-          </w:p>
-          <w:p>
-            <w:pPr>
-              <w:keepNext/>
-              <w:keepLines/>
-              <w:spacing w:after="0"/>
-            </w:pPr>
-            <w:r>
-              <w:rPr>
-                <w:rFonts w:ascii="Arial" w:cs="Arial" w:eastAsia="Arial" w:hAnsi="Arial"/>
-                <w:b/>
-                <w:bCs/>
-                <w:i/>
-                <w:iCs/>
-                <w:sz w:val="26"/>
-                <w:szCs w:val="26"/>
-              </w:rPr>
-              <w:t xml:space="preserve">❓ À quantité de matière égale, quelle forme résiste le mieux — et pourquoi ?</w:t>
-            </w:r>
-          </w:p>
-        </w:tc>
-      </w:tr>
-    </w:tbl>
+        <w:t xml:space="preserve">À quantité de matière égale, quelle forme résiste le mieux — et pourquoi ?</w:t>
+      </w:r>
+    </w:p>
+    <w:p>
+      <w:pPr>
+        <w:keepNext/>
+        <w:pBdr>
+          <w:bottom w:val="single" w:color="11223D" w:sz="6" w:space="4"/>
+        </w:pBdr>
+        <w:spacing w:after="100" w:before="280"/>
+      </w:pPr>
+      <w:r>
+        <w:rPr>
+          <w:rFonts w:ascii="Arial" w:cs="Arial" w:eastAsia="Arial" w:hAnsi="Arial"/>
+          <w:b/>
+          <w:bCs/>
+          <w:color w:val="FFFFFF"/>
+          <w:sz w:val="26"/>
+          <w:szCs w:val="26"/>
+          <w:shd w:fill="11223D" w:color="auto" w:val="clear"/>
+        </w:rPr>
+        <w:t xml:space="preserve"> 1 </w:t>
+      </w:r>
+      <w:r>
+        <w:rPr>
+          <w:rFonts w:ascii="Arial" w:cs="Arial" w:eastAsia="Arial" w:hAnsi="Arial"/>
+          <w:b/>
+          <w:bCs/>
+          <w:color w:val="11223D"/>
+          <w:sz w:val="26"/>
+          <w:szCs w:val="26"/>
+        </w:rPr>
+        <w:t xml:space="preserve">   Mon profil</w:t>
+      </w:r>
+    </w:p>
     <w:p>
       <w:pPr>
         <w:keepNext/>
         <w:keepLines/>
-        <w:pBdr>
-          <w:top w:val="single" w:color="000000" w:sz="6" w:space="4"/>
-          <w:left w:val="single" w:color="000000" w:sz="6" w:space="4"/>
-          <w:bottom w:val="single" w:color="000000" w:sz="6" w:space="4"/>
-          <w:right w:val="single" w:color="000000" w:sz="6" w:space="4"/>
-        </w:pBdr>
-        <w:shd w:val="clear" w:color="auto" w:fill="D9D9D9"/>
-        <w:spacing w:before="150" w:after="130"/>
-        <w:ind w:left="0" w:right="1106"/>
+        <w:spacing w:after="60" w:before="60"/>
       </w:pPr>
       <w:r>
         <w:rPr>
           <w:rFonts w:ascii="Arial" w:cs="Arial" w:eastAsia="Arial" w:hAnsi="Arial"/>
           <w:b/>
           <w:bCs/>
-          <w:i w:val="false"/>
-          <w:iCs w:val="false"/>
-          <w:sz w:val="26"/>
-          <w:szCs w:val="26"/>
-        </w:rPr>
-        <w:t xml:space="preserve">PARTIE 1 — Mon profil</w:t>
-      </w:r>
-    </w:p>
-    <w:p>
-      <w:pPr>
-        <w:keepNext/>
+          <w:color w:val="11223D"/>
+          <w:sz w:val="22"/>
+          <w:szCs w:val="22"/>
+        </w:rPr>
+        <w:t xml:space="preserve">▸ </w:t>
+      </w:r>
+      <w:r>
+        <w:rPr>
+          <w:rFonts w:ascii="Arial" w:cs="Arial" w:eastAsia="Arial" w:hAnsi="Arial"/>
+          <w:color w:val="000000"/>
+          <w:sz w:val="22"/>
+          <w:szCs w:val="22"/>
+        </w:rPr>
+        <w:t xml:space="preserve">Entoure le profil attribué à ton groupe.</w:t>
+      </w:r>
+    </w:p>
+    <w:p>
+      <w:pPr>
         <w:keepLines/>
-        <w:spacing w:after="96"/>
-      </w:pPr>
-      <w:r>
-        <w:rPr>
-          <w:rFonts w:ascii="Arial" w:cs="Arial" w:eastAsia="Arial" w:hAnsi="Arial"/>
-          <w:b w:val="false"/>
-          <w:bCs w:val="false"/>
-          <w:i/>
-          <w:iCs/>
-          <w:sz w:val="24"/>
-          <w:szCs w:val="24"/>
-        </w:rPr>
-        <w:t xml:space="preserve">➤ Entoure le profil attribué à ton groupe.</w:t>
-      </w:r>
-    </w:p>
-    <w:p>
-      <w:pPr>
-        <w:spacing w:after="48" w:before="50"/>
-      </w:pPr>
-      <w:r>
-        <w:rPr>
-          <w:rFonts w:ascii="Arial" w:cs="Arial" w:eastAsia="Arial" w:hAnsi="Arial"/>
-          <w:b w:val="false"/>
-          <w:bCs w:val="false"/>
-          <w:i w:val="false"/>
-          <w:iCs w:val="false"/>
-          <w:sz w:val="24"/>
-          <w:szCs w:val="24"/>
-        </w:rPr>
-        <w:t xml:space="preserve">☐ A — le tube   ☐ B — le U   ☐ C — l'accordéon</w:t>
-      </w:r>
-    </w:p>
-    <w:p>
-      <w:pPr>
-        <w:spacing w:after="100" w:before="60"/>
+        <w:spacing w:after="40" w:before="0" w:line="567" w:lineRule="atLeast"/>
+      </w:pPr>
+      <w:r>
+        <w:rPr>
+          <w:rFonts w:ascii="Arial" w:cs="Arial" w:eastAsia="Arial" w:hAnsi="Arial"/>
+          <w:color w:val="000000"/>
+          <w:sz w:val="28"/>
+          <w:szCs w:val="28"/>
+        </w:rPr>
+        <w:t xml:space="preserve">☐ </w:t>
+      </w:r>
+      <w:r>
+        <w:rPr>
+          <w:rFonts w:ascii="Arial" w:cs="Arial" w:eastAsia="Arial" w:hAnsi="Arial"/>
+          <w:color w:val="000000"/>
+          <w:sz w:val="22"/>
+          <w:szCs w:val="22"/>
+        </w:rPr>
+        <w:t xml:space="preserve">A — le tube</w:t>
+      </w:r>
+      <w:r>
+        <w:rPr>
+          <w:rFonts w:ascii="Arial" w:cs="Arial" w:eastAsia="Arial" w:hAnsi="Arial"/>
+          <w:color w:val="000000"/>
+          <w:sz w:val="22"/>
+          <w:szCs w:val="22"/>
+        </w:rPr>
+        <w:t xml:space="preserve">      </w:t>
+      </w:r>
+      <w:r>
+        <w:rPr>
+          <w:rFonts w:ascii="Arial" w:cs="Arial" w:eastAsia="Arial" w:hAnsi="Arial"/>
+          <w:color w:val="000000"/>
+          <w:sz w:val="28"/>
+          <w:szCs w:val="28"/>
+        </w:rPr>
+        <w:t xml:space="preserve">☐ </w:t>
+      </w:r>
+      <w:r>
+        <w:rPr>
+          <w:rFonts w:ascii="Arial" w:cs="Arial" w:eastAsia="Arial" w:hAnsi="Arial"/>
+          <w:color w:val="000000"/>
+          <w:sz w:val="22"/>
+          <w:szCs w:val="22"/>
+        </w:rPr>
+        <w:t xml:space="preserve">B — le U</w:t>
+      </w:r>
+      <w:r>
+        <w:rPr>
+          <w:rFonts w:ascii="Arial" w:cs="Arial" w:eastAsia="Arial" w:hAnsi="Arial"/>
+          <w:color w:val="000000"/>
+          <w:sz w:val="22"/>
+          <w:szCs w:val="22"/>
+        </w:rPr>
+        <w:t xml:space="preserve">      </w:t>
+      </w:r>
+      <w:r>
+        <w:rPr>
+          <w:rFonts w:ascii="Arial" w:cs="Arial" w:eastAsia="Arial" w:hAnsi="Arial"/>
+          <w:color w:val="000000"/>
+          <w:sz w:val="28"/>
+          <w:szCs w:val="28"/>
+        </w:rPr>
+        <w:t xml:space="preserve">☐ </w:t>
+      </w:r>
+      <w:r>
+        <w:rPr>
+          <w:rFonts w:ascii="Arial" w:cs="Arial" w:eastAsia="Arial" w:hAnsi="Arial"/>
+          <w:color w:val="000000"/>
+          <w:sz w:val="22"/>
+          <w:szCs w:val="22"/>
+        </w:rPr>
+        <w:t xml:space="preserve">C — l'accordéon</w:t>
+      </w:r>
+    </w:p>
+    <w:p>
+      <w:pPr>
+        <w:keepNext w:val="false"/>
+        <w:spacing w:after="60" w:before="60"/>
         <w:jc w:val="center"/>
       </w:pPr>
       <w:r>
@@ -607,24 +676,32 @@
       <w:pPr>
         <w:keepNext/>
         <w:keepLines/>
-        <w:spacing w:after="96"/>
-      </w:pPr>
-      <w:r>
-        <w:rPr>
-          <w:rFonts w:ascii="Arial" w:cs="Arial" w:eastAsia="Arial" w:hAnsi="Arial"/>
-          <w:b w:val="false"/>
-          <w:bCs w:val="false"/>
-          <w:i/>
-          <w:iCs/>
-          <w:sz w:val="24"/>
-          <w:szCs w:val="24"/>
-        </w:rPr>
-        <w:t xml:space="preserve">➤ Écris les trois mesures de ton profil, en millimètres.</w:t>
+        <w:spacing w:after="60" w:before="60"/>
+      </w:pPr>
+      <w:r>
+        <w:rPr>
+          <w:rFonts w:ascii="Arial" w:cs="Arial" w:eastAsia="Arial" w:hAnsi="Arial"/>
+          <w:b/>
+          <w:bCs/>
+          <w:color w:val="11223D"/>
+          <w:sz w:val="22"/>
+          <w:szCs w:val="22"/>
+        </w:rPr>
+        <w:t xml:space="preserve">▸ </w:t>
+      </w:r>
+      <w:r>
+        <w:rPr>
+          <w:rFonts w:ascii="Arial" w:cs="Arial" w:eastAsia="Arial" w:hAnsi="Arial"/>
+          <w:color w:val="000000"/>
+          <w:sz w:val="22"/>
+          <w:szCs w:val="22"/>
+        </w:rPr>
+        <w:t xml:space="preserve">Écris les trois mesures de ton profil, en millimètres.</w:t>
       </w:r>
     </w:p>
     <w:tbl>
       <w:tblPr>
-        <w:tblW w:type="dxa" w:w="9360"/>
+        <w:tblW w:type="dxa" w:w="10466"/>
         <w:tblBorders>
           <w:top w:val="single" w:color="auto" w:sz="4"/>
           <w:left w:val="single" w:color="auto" w:sz="4"/>
@@ -635,29 +712,30 @@
         </w:tblBorders>
       </w:tblPr>
       <w:tblGrid>
-        <w:gridCol w:w="3000"/>
-        <w:gridCol w:w="2200"/>
-        <w:gridCol w:w="4160"/>
+        <w:gridCol w:w="3354"/>
+        <w:gridCol w:w="2460"/>
+        <w:gridCol w:w="4652"/>
       </w:tblGrid>
       <w:tr>
         <w:trPr>
           <w:cantSplit/>
+          <w:tblHeader/>
         </w:trPr>
         <w:tc>
           <w:tcPr>
-            <w:tcW w:type="dxa" w:w="3000"/>
+            <w:tcW w:type="dxa" w:w="3354"/>
             <w:tcBorders>
-              <w:top w:val="single" w:color="000000" w:sz="6"/>
-              <w:left w:val="single" w:color="000000" w:sz="6"/>
-              <w:bottom w:val="single" w:color="000000" w:sz="6"/>
-              <w:right w:val="single" w:color="000000" w:sz="6"/>
+              <w:top w:val="single" w:color="AEB7C3" w:sz="4"/>
+              <w:left w:val="single" w:color="AEB7C3" w:sz="4"/>
+              <w:bottom w:val="single" w:color="AEB7C3" w:sz="4"/>
+              <w:right w:val="single" w:color="AEB7C3" w:sz="4"/>
             </w:tcBorders>
-            <w:shd w:fill="D9D9D9" w:val="clear"/>
+            <w:shd w:fill="EEF1F5" w:color="auto" w:val="clear"/>
             <w:tcMar>
-              <w:top w:type="dxa" w:w="40"/>
-              <w:left w:type="dxa" w:w="80"/>
-              <w:bottom w:type="dxa" w:w="40"/>
-              <w:right w:type="dxa" w:w="80"/>
+              <w:top w:type="dxa" w:w="50"/>
+              <w:left w:type="dxa" w:w="110"/>
+              <w:bottom w:type="dxa" w:w="50"/>
+              <w:right w:type="dxa" w:w="110"/>
             </w:tcMar>
             <w:vAlign w:val="center"/>
           </w:tcPr>
@@ -665,17 +743,16 @@
             <w:pPr>
               <w:keepNext/>
               <w:keepLines/>
-              <w:spacing w:after="0"/>
+              <w:spacing w:after="0" w:before="0"/>
             </w:pPr>
             <w:r>
               <w:rPr>
                 <w:rFonts w:ascii="Arial" w:cs="Arial" w:eastAsia="Arial" w:hAnsi="Arial"/>
                 <w:b/>
                 <w:bCs/>
-                <w:i w:val="false"/>
-                <w:iCs w:val="false"/>
-                <w:sz w:val="24"/>
-                <w:szCs w:val="24"/>
+                <w:color w:val="000000"/>
+                <w:sz w:val="20"/>
+                <w:szCs w:val="20"/>
               </w:rPr>
               <w:t xml:space="preserve">Grandeur</w:t>
             </w:r>
@@ -683,19 +760,19 @@
         </w:tc>
         <w:tc>
           <w:tcPr>
-            <w:tcW w:type="dxa" w:w="2200"/>
+            <w:tcW w:type="dxa" w:w="2460"/>
             <w:tcBorders>
-              <w:top w:val="single" w:color="000000" w:sz="6"/>
-              <w:left w:val="single" w:color="000000" w:sz="6"/>
-              <w:bottom w:val="single" w:color="000000" w:sz="6"/>
-              <w:right w:val="single" w:color="000000" w:sz="6"/>
+              <w:top w:val="single" w:color="AEB7C3" w:sz="4"/>
+              <w:left w:val="single" w:color="AEB7C3" w:sz="4"/>
+              <w:bottom w:val="single" w:color="AEB7C3" w:sz="4"/>
+              <w:right w:val="single" w:color="AEB7C3" w:sz="4"/>
             </w:tcBorders>
-            <w:shd w:fill="D9D9D9" w:val="clear"/>
+            <w:shd w:fill="EEF1F5" w:color="auto" w:val="clear"/>
             <w:tcMar>
-              <w:top w:type="dxa" w:w="40"/>
-              <w:left w:type="dxa" w:w="80"/>
-              <w:bottom w:type="dxa" w:w="40"/>
-              <w:right w:type="dxa" w:w="80"/>
+              <w:top w:type="dxa" w:w="50"/>
+              <w:left w:type="dxa" w:w="110"/>
+              <w:bottom w:type="dxa" w:w="50"/>
+              <w:right w:type="dxa" w:w="110"/>
             </w:tcMar>
             <w:vAlign w:val="center"/>
           </w:tcPr>
@@ -703,17 +780,16 @@
             <w:pPr>
               <w:keepNext/>
               <w:keepLines/>
-              <w:spacing w:after="0"/>
+              <w:spacing w:after="0" w:before="0"/>
             </w:pPr>
             <w:r>
               <w:rPr>
                 <w:rFonts w:ascii="Arial" w:cs="Arial" w:eastAsia="Arial" w:hAnsi="Arial"/>
                 <w:b/>
                 <w:bCs/>
-                <w:i w:val="false"/>
-                <w:iCs w:val="false"/>
-                <w:sz w:val="24"/>
-                <w:szCs w:val="24"/>
+                <w:color w:val="000000"/>
+                <w:sz w:val="20"/>
+                <w:szCs w:val="20"/>
               </w:rPr>
               <w:t xml:space="preserve">Ma valeur (mm)</w:t>
             </w:r>
@@ -721,19 +797,19 @@
         </w:tc>
         <w:tc>
           <w:tcPr>
-            <w:tcW w:type="dxa" w:w="4160"/>
+            <w:tcW w:type="dxa" w:w="4652"/>
             <w:tcBorders>
-              <w:top w:val="single" w:color="000000" w:sz="6"/>
-              <w:left w:val="single" w:color="000000" w:sz="6"/>
-              <w:bottom w:val="single" w:color="000000" w:sz="6"/>
-              <w:right w:val="single" w:color="000000" w:sz="6"/>
+              <w:top w:val="single" w:color="AEB7C3" w:sz="4"/>
+              <w:left w:val="single" w:color="AEB7C3" w:sz="4"/>
+              <w:bottom w:val="single" w:color="AEB7C3" w:sz="4"/>
+              <w:right w:val="single" w:color="AEB7C3" w:sz="4"/>
             </w:tcBorders>
-            <w:shd w:fill="D9D9D9" w:val="clear"/>
+            <w:shd w:fill="EEF1F5" w:color="auto" w:val="clear"/>
             <w:tcMar>
-              <w:top w:type="dxa" w:w="40"/>
-              <w:left w:type="dxa" w:w="80"/>
-              <w:bottom w:type="dxa" w:w="40"/>
-              <w:right w:type="dxa" w:w="80"/>
+              <w:top w:type="dxa" w:w="50"/>
+              <w:left w:type="dxa" w:w="110"/>
+              <w:bottom w:type="dxa" w:w="50"/>
+              <w:right w:type="dxa" w:w="110"/>
             </w:tcMar>
             <w:vAlign w:val="center"/>
           </w:tcPr>
@@ -741,17 +817,16 @@
             <w:pPr>
               <w:keepNext/>
               <w:keepLines/>
-              <w:spacing w:after="0"/>
+              <w:spacing w:after="0" w:before="0"/>
             </w:pPr>
             <w:r>
               <w:rPr>
                 <w:rFonts w:ascii="Arial" w:cs="Arial" w:eastAsia="Arial" w:hAnsi="Arial"/>
                 <w:b/>
                 <w:bCs/>
-                <w:i w:val="false"/>
-                <w:iCs w:val="false"/>
-                <w:sz w:val="24"/>
-                <w:szCs w:val="24"/>
+                <w:color w:val="000000"/>
+                <w:sz w:val="20"/>
+                <w:szCs w:val="20"/>
               </w:rPr>
               <w:t xml:space="preserve">Comment je la mesure</w:t>
             </w:r>
@@ -764,36 +839,33 @@
         </w:trPr>
         <w:tc>
           <w:tcPr>
-            <w:tcW w:type="dxa" w:w="3000"/>
+            <w:tcW w:type="dxa" w:w="3354"/>
             <w:tcBorders>
-              <w:top w:val="single" w:color="000000" w:sz="6"/>
-              <w:left w:val="single" w:color="000000" w:sz="6"/>
-              <w:bottom w:val="single" w:color="000000" w:sz="6"/>
-              <w:right w:val="single" w:color="000000" w:sz="6"/>
+              <w:top w:val="single" w:color="AEB7C3" w:sz="4"/>
+              <w:left w:val="single" w:color="AEB7C3" w:sz="4"/>
+              <w:bottom w:val="single" w:color="AEB7C3" w:sz="4"/>
+              <w:right w:val="single" w:color="AEB7C3" w:sz="4"/>
             </w:tcBorders>
             <w:tcMar>
-              <w:top w:type="dxa" w:w="40"/>
-              <w:left w:type="dxa" w:w="80"/>
-              <w:bottom w:type="dxa" w:w="40"/>
-              <w:right w:type="dxa" w:w="80"/>
+              <w:top w:type="dxa" w:w="50"/>
+              <w:left w:type="dxa" w:w="110"/>
+              <w:bottom w:type="dxa" w:w="50"/>
+              <w:right w:type="dxa" w:w="110"/>
             </w:tcMar>
-            <w:vAlign w:val="top"/>
+            <w:vAlign w:val="center"/>
           </w:tcPr>
           <w:p>
             <w:pPr>
               <w:keepNext/>
               <w:keepLines/>
-              <w:spacing w:after="0"/>
-            </w:pPr>
-            <w:r>
-              <w:rPr>
-                <w:rFonts w:ascii="Arial" w:cs="Arial" w:eastAsia="Arial" w:hAnsi="Arial"/>
-                <w:b w:val="false"/>
-                <w:bCs w:val="false"/>
-                <w:i w:val="false"/>
-                <w:iCs w:val="false"/>
-                <w:sz w:val="24"/>
-                <w:szCs w:val="24"/>
+              <w:spacing w:after="0" w:before="0"/>
+            </w:pPr>
+            <w:r>
+              <w:rPr>
+                <w:rFonts w:ascii="Arial" w:cs="Arial" w:eastAsia="Arial" w:hAnsi="Arial"/>
+                <w:color w:val="000000"/>
+                <w:sz w:val="20"/>
+                <w:szCs w:val="20"/>
               </w:rPr>
               <w:t xml:space="preserve">EXEMPLE — longueur du pont</w:t>
             </w:r>
@@ -801,36 +873,33 @@
         </w:tc>
         <w:tc>
           <w:tcPr>
-            <w:tcW w:type="dxa" w:w="2200"/>
+            <w:tcW w:type="dxa" w:w="2460"/>
             <w:tcBorders>
-              <w:top w:val="single" w:color="000000" w:sz="6"/>
-              <w:left w:val="single" w:color="000000" w:sz="6"/>
-              <w:bottom w:val="single" w:color="000000" w:sz="6"/>
-              <w:right w:val="single" w:color="000000" w:sz="6"/>
+              <w:top w:val="single" w:color="AEB7C3" w:sz="4"/>
+              <w:left w:val="single" w:color="AEB7C3" w:sz="4"/>
+              <w:bottom w:val="single" w:color="AEB7C3" w:sz="4"/>
+              <w:right w:val="single" w:color="AEB7C3" w:sz="4"/>
             </w:tcBorders>
             <w:tcMar>
-              <w:top w:type="dxa" w:w="40"/>
-              <w:left w:type="dxa" w:w="80"/>
-              <w:bottom w:type="dxa" w:w="40"/>
-              <w:right w:type="dxa" w:w="80"/>
+              <w:top w:type="dxa" w:w="50"/>
+              <w:left w:type="dxa" w:w="110"/>
+              <w:bottom w:type="dxa" w:w="50"/>
+              <w:right w:type="dxa" w:w="110"/>
             </w:tcMar>
-            <w:vAlign w:val="top"/>
+            <w:vAlign w:val="center"/>
           </w:tcPr>
           <w:p>
             <w:pPr>
               <w:keepNext/>
               <w:keepLines/>
-              <w:spacing w:after="0"/>
-            </w:pPr>
-            <w:r>
-              <w:rPr>
-                <w:rFonts w:ascii="Arial" w:cs="Arial" w:eastAsia="Arial" w:hAnsi="Arial"/>
-                <w:b w:val="false"/>
-                <w:bCs w:val="false"/>
-                <w:i w:val="false"/>
-                <w:iCs w:val="false"/>
-                <w:sz w:val="24"/>
-                <w:szCs w:val="24"/>
+              <w:spacing w:after="0" w:before="0"/>
+            </w:pPr>
+            <w:r>
+              <w:rPr>
+                <w:rFonts w:ascii="Arial" w:cs="Arial" w:eastAsia="Arial" w:hAnsi="Arial"/>
+                <w:color w:val="000000"/>
+                <w:sz w:val="20"/>
+                <w:szCs w:val="20"/>
               </w:rPr>
               <w:t xml:space="preserve">297</w:t>
             </w:r>
@@ -838,36 +907,33 @@
         </w:tc>
         <w:tc>
           <w:tcPr>
-            <w:tcW w:type="dxa" w:w="4160"/>
+            <w:tcW w:type="dxa" w:w="4652"/>
             <w:tcBorders>
-              <w:top w:val="single" w:color="000000" w:sz="6"/>
-              <w:left w:val="single" w:color="000000" w:sz="6"/>
-              <w:bottom w:val="single" w:color="000000" w:sz="6"/>
-              <w:right w:val="single" w:color="000000" w:sz="6"/>
+              <w:top w:val="single" w:color="AEB7C3" w:sz="4"/>
+              <w:left w:val="single" w:color="AEB7C3" w:sz="4"/>
+              <w:bottom w:val="single" w:color="AEB7C3" w:sz="4"/>
+              <w:right w:val="single" w:color="AEB7C3" w:sz="4"/>
             </w:tcBorders>
             <w:tcMar>
-              <w:top w:type="dxa" w:w="40"/>
-              <w:left w:type="dxa" w:w="80"/>
-              <w:bottom w:type="dxa" w:w="40"/>
-              <w:right w:type="dxa" w:w="80"/>
+              <w:top w:type="dxa" w:w="50"/>
+              <w:left w:type="dxa" w:w="110"/>
+              <w:bottom w:type="dxa" w:w="50"/>
+              <w:right w:type="dxa" w:w="110"/>
             </w:tcMar>
-            <w:vAlign w:val="top"/>
+            <w:vAlign w:val="center"/>
           </w:tcPr>
           <w:p>
             <w:pPr>
               <w:keepNext/>
               <w:keepLines/>
-              <w:spacing w:after="0"/>
-            </w:pPr>
-            <w:r>
-              <w:rPr>
-                <w:rFonts w:ascii="Arial" w:cs="Arial" w:eastAsia="Arial" w:hAnsi="Arial"/>
-                <w:b w:val="false"/>
-                <w:bCs w:val="false"/>
-                <w:i w:val="false"/>
-                <w:iCs w:val="false"/>
-                <w:sz w:val="24"/>
-                <w:szCs w:val="24"/>
+              <w:spacing w:after="0" w:before="0"/>
+            </w:pPr>
+            <w:r>
+              <w:rPr>
+                <w:rFonts w:ascii="Arial" w:cs="Arial" w:eastAsia="Arial" w:hAnsi="Arial"/>
+                <w:color w:val="000000"/>
+                <w:sz w:val="20"/>
+                <w:szCs w:val="20"/>
               </w:rPr>
               <w:t xml:space="preserve">la feuille A4 dans le sens de la longueur</w:t>
             </w:r>
@@ -877,39 +943,37 @@
       <w:tr>
         <w:trPr>
           <w:cantSplit/>
+          <w:trHeight w:val="595" w:hRule="atLeast"/>
         </w:trPr>
         <w:tc>
           <w:tcPr>
-            <w:tcW w:type="dxa" w:w="3000"/>
+            <w:tcW w:type="dxa" w:w="3354"/>
             <w:tcBorders>
-              <w:top w:val="single" w:color="000000" w:sz="6"/>
-              <w:left w:val="single" w:color="000000" w:sz="6"/>
-              <w:bottom w:val="single" w:color="000000" w:sz="6"/>
-              <w:right w:val="single" w:color="000000" w:sz="6"/>
+              <w:top w:val="single" w:color="AEB7C3" w:sz="4"/>
+              <w:left w:val="single" w:color="AEB7C3" w:sz="4"/>
+              <w:bottom w:val="single" w:color="AEB7C3" w:sz="4"/>
+              <w:right w:val="single" w:color="AEB7C3" w:sz="4"/>
             </w:tcBorders>
             <w:tcMar>
-              <w:top w:type="dxa" w:w="40"/>
-              <w:left w:type="dxa" w:w="80"/>
-              <w:bottom w:type="dxa" w:w="40"/>
-              <w:right w:type="dxa" w:w="80"/>
+              <w:top w:type="dxa" w:w="50"/>
+              <w:left w:type="dxa" w:w="110"/>
+              <w:bottom w:type="dxa" w:w="50"/>
+              <w:right w:type="dxa" w:w="110"/>
             </w:tcMar>
-            <w:vAlign w:val="top"/>
+            <w:vAlign w:val="center"/>
           </w:tcPr>
           <w:p>
             <w:pPr>
               <w:keepNext/>
               <w:keepLines/>
-              <w:spacing w:after="0"/>
-            </w:pPr>
-            <w:r>
-              <w:rPr>
-                <w:rFonts w:ascii="Arial" w:cs="Arial" w:eastAsia="Arial" w:hAnsi="Arial"/>
-                <w:b w:val="false"/>
-                <w:bCs w:val="false"/>
-                <w:i w:val="false"/>
-                <w:iCs w:val="false"/>
-                <w:sz w:val="24"/>
-                <w:szCs w:val="24"/>
+              <w:spacing w:after="0" w:before="0"/>
+            </w:pPr>
+            <w:r>
+              <w:rPr>
+                <w:rFonts w:ascii="Arial" w:cs="Arial" w:eastAsia="Arial" w:hAnsi="Arial"/>
+                <w:color w:val="000000"/>
+                <w:sz w:val="20"/>
+                <w:szCs w:val="20"/>
               </w:rPr>
               <w:t xml:space="preserve">Hauteur du profil</w:t>
             </w:r>
@@ -917,73 +981,67 @@
         </w:tc>
         <w:tc>
           <w:tcPr>
-            <w:tcW w:type="dxa" w:w="2200"/>
+            <w:tcW w:type="dxa" w:w="2460"/>
             <w:tcBorders>
-              <w:top w:val="single" w:color="000000" w:sz="6"/>
-              <w:left w:val="single" w:color="000000" w:sz="6"/>
-              <w:bottom w:val="single" w:color="000000" w:sz="6"/>
-              <w:right w:val="single" w:color="000000" w:sz="6"/>
+              <w:top w:val="single" w:color="AEB7C3" w:sz="4"/>
+              <w:left w:val="single" w:color="AEB7C3" w:sz="4"/>
+              <w:bottom w:val="single" w:color="AEB7C3" w:sz="4"/>
+              <w:right w:val="single" w:color="AEB7C3" w:sz="4"/>
             </w:tcBorders>
             <w:tcMar>
-              <w:top w:type="dxa" w:w="40"/>
-              <w:left w:type="dxa" w:w="80"/>
-              <w:bottom w:type="dxa" w:w="40"/>
-              <w:right w:type="dxa" w:w="80"/>
+              <w:top w:type="dxa" w:w="50"/>
+              <w:left w:type="dxa" w:w="110"/>
+              <w:bottom w:type="dxa" w:w="50"/>
+              <w:right w:type="dxa" w:w="110"/>
             </w:tcMar>
-            <w:vAlign w:val="top"/>
+            <w:vAlign w:val="center"/>
           </w:tcPr>
           <w:p>
             <w:pPr>
               <w:keepNext/>
               <w:keepLines/>
-              <w:spacing w:after="0"/>
-            </w:pPr>
-            <w:r>
-              <w:rPr>
-                <w:rFonts w:ascii="Arial" w:cs="Arial" w:eastAsia="Arial" w:hAnsi="Arial"/>
-                <w:b w:val="false"/>
-                <w:bCs w:val="false"/>
-                <w:i w:val="false"/>
-                <w:iCs w:val="false"/>
-                <w:sz w:val="24"/>
-                <w:szCs w:val="24"/>
-              </w:rPr>
-              <w:t xml:space="preserve">.............................</w:t>
+              <w:spacing w:after="0" w:before="0"/>
+            </w:pPr>
+            <w:r>
+              <w:rPr>
+                <w:rFonts w:ascii="Arial" w:cs="Arial" w:eastAsia="Arial" w:hAnsi="Arial"/>
+                <w:color w:val="000000"/>
+                <w:sz w:val="20"/>
+                <w:szCs w:val="20"/>
+              </w:rPr>
+              <w:t xml:space="preserve">…………………………</w:t>
             </w:r>
           </w:p>
         </w:tc>
         <w:tc>
           <w:tcPr>
-            <w:tcW w:type="dxa" w:w="4160"/>
+            <w:tcW w:type="dxa" w:w="4652"/>
             <w:tcBorders>
-              <w:top w:val="single" w:color="000000" w:sz="6"/>
-              <w:left w:val="single" w:color="000000" w:sz="6"/>
-              <w:bottom w:val="single" w:color="000000" w:sz="6"/>
-              <w:right w:val="single" w:color="000000" w:sz="6"/>
+              <w:top w:val="single" w:color="AEB7C3" w:sz="4"/>
+              <w:left w:val="single" w:color="AEB7C3" w:sz="4"/>
+              <w:bottom w:val="single" w:color="AEB7C3" w:sz="4"/>
+              <w:right w:val="single" w:color="AEB7C3" w:sz="4"/>
             </w:tcBorders>
             <w:tcMar>
-              <w:top w:type="dxa" w:w="40"/>
-              <w:left w:type="dxa" w:w="80"/>
-              <w:bottom w:type="dxa" w:w="40"/>
-              <w:right w:type="dxa" w:w="80"/>
+              <w:top w:type="dxa" w:w="50"/>
+              <w:left w:type="dxa" w:w="110"/>
+              <w:bottom w:type="dxa" w:w="50"/>
+              <w:right w:type="dxa" w:w="110"/>
             </w:tcMar>
-            <w:vAlign w:val="top"/>
+            <w:vAlign w:val="center"/>
           </w:tcPr>
           <w:p>
             <w:pPr>
               <w:keepNext/>
               <w:keepLines/>
-              <w:spacing w:after="0"/>
-            </w:pPr>
-            <w:r>
-              <w:rPr>
-                <w:rFonts w:ascii="Arial" w:cs="Arial" w:eastAsia="Arial" w:hAnsi="Arial"/>
-                <w:b w:val="false"/>
-                <w:bCs w:val="false"/>
-                <w:i w:val="false"/>
-                <w:iCs w:val="false"/>
-                <w:sz w:val="24"/>
-                <w:szCs w:val="24"/>
+              <w:spacing w:after="0" w:before="0"/>
+            </w:pPr>
+            <w:r>
+              <w:rPr>
+                <w:rFonts w:ascii="Arial" w:cs="Arial" w:eastAsia="Arial" w:hAnsi="Arial"/>
+                <w:color w:val="000000"/>
+                <w:sz w:val="20"/>
+                <w:szCs w:val="20"/>
               </w:rPr>
               <w:t xml:space="preserve">du bas au point le plus haut, au réglet</w:t>
             </w:r>
@@ -993,39 +1051,37 @@
       <w:tr>
         <w:trPr>
           <w:cantSplit/>
+          <w:trHeight w:val="595" w:hRule="atLeast"/>
         </w:trPr>
         <w:tc>
           <w:tcPr>
-            <w:tcW w:type="dxa" w:w="3000"/>
+            <w:tcW w:type="dxa" w:w="3354"/>
             <w:tcBorders>
-              <w:top w:val="single" w:color="000000" w:sz="6"/>
-              <w:left w:val="single" w:color="000000" w:sz="6"/>
-              <w:bottom w:val="single" w:color="000000" w:sz="6"/>
-              <w:right w:val="single" w:color="000000" w:sz="6"/>
+              <w:top w:val="single" w:color="AEB7C3" w:sz="4"/>
+              <w:left w:val="single" w:color="AEB7C3" w:sz="4"/>
+              <w:bottom w:val="single" w:color="AEB7C3" w:sz="4"/>
+              <w:right w:val="single" w:color="AEB7C3" w:sz="4"/>
             </w:tcBorders>
             <w:tcMar>
-              <w:top w:type="dxa" w:w="40"/>
-              <w:left w:type="dxa" w:w="80"/>
-              <w:bottom w:type="dxa" w:w="40"/>
-              <w:right w:type="dxa" w:w="80"/>
+              <w:top w:type="dxa" w:w="50"/>
+              <w:left w:type="dxa" w:w="110"/>
+              <w:bottom w:type="dxa" w:w="50"/>
+              <w:right w:type="dxa" w:w="110"/>
             </w:tcMar>
-            <w:vAlign w:val="top"/>
+            <w:vAlign w:val="center"/>
           </w:tcPr>
           <w:p>
             <w:pPr>
               <w:keepNext/>
               <w:keepLines/>
-              <w:spacing w:after="0"/>
-            </w:pPr>
-            <w:r>
-              <w:rPr>
-                <w:rFonts w:ascii="Arial" w:cs="Arial" w:eastAsia="Arial" w:hAnsi="Arial"/>
-                <w:b w:val="false"/>
-                <w:bCs w:val="false"/>
-                <w:i w:val="false"/>
-                <w:iCs w:val="false"/>
-                <w:sz w:val="24"/>
-                <w:szCs w:val="24"/>
+              <w:spacing w:after="0" w:before="0"/>
+            </w:pPr>
+            <w:r>
+              <w:rPr>
+                <w:rFonts w:ascii="Arial" w:cs="Arial" w:eastAsia="Arial" w:hAnsi="Arial"/>
+                <w:color w:val="000000"/>
+                <w:sz w:val="20"/>
+                <w:szCs w:val="20"/>
               </w:rPr>
               <w:t xml:space="preserve">Largeur du profil</w:t>
             </w:r>
@@ -1033,73 +1089,67 @@
         </w:tc>
         <w:tc>
           <w:tcPr>
-            <w:tcW w:type="dxa" w:w="2200"/>
+            <w:tcW w:type="dxa" w:w="2460"/>
             <w:tcBorders>
-              <w:top w:val="single" w:color="000000" w:sz="6"/>
-              <w:left w:val="single" w:color="000000" w:sz="6"/>
-              <w:bottom w:val="single" w:color="000000" w:sz="6"/>
-              <w:right w:val="single" w:color="000000" w:sz="6"/>
+              <w:top w:val="single" w:color="AEB7C3" w:sz="4"/>
+              <w:left w:val="single" w:color="AEB7C3" w:sz="4"/>
+              <w:bottom w:val="single" w:color="AEB7C3" w:sz="4"/>
+              <w:right w:val="single" w:color="AEB7C3" w:sz="4"/>
             </w:tcBorders>
             <w:tcMar>
-              <w:top w:type="dxa" w:w="40"/>
-              <w:left w:type="dxa" w:w="80"/>
-              <w:bottom w:type="dxa" w:w="40"/>
-              <w:right w:type="dxa" w:w="80"/>
+              <w:top w:type="dxa" w:w="50"/>
+              <w:left w:type="dxa" w:w="110"/>
+              <w:bottom w:type="dxa" w:w="50"/>
+              <w:right w:type="dxa" w:w="110"/>
             </w:tcMar>
-            <w:vAlign w:val="top"/>
+            <w:vAlign w:val="center"/>
           </w:tcPr>
           <w:p>
             <w:pPr>
               <w:keepNext/>
               <w:keepLines/>
-              <w:spacing w:after="0"/>
-            </w:pPr>
-            <w:r>
-              <w:rPr>
-                <w:rFonts w:ascii="Arial" w:cs="Arial" w:eastAsia="Arial" w:hAnsi="Arial"/>
-                <w:b w:val="false"/>
-                <w:bCs w:val="false"/>
-                <w:i w:val="false"/>
-                <w:iCs w:val="false"/>
-                <w:sz w:val="24"/>
-                <w:szCs w:val="24"/>
-              </w:rPr>
-              <w:t xml:space="preserve">.............................</w:t>
+              <w:spacing w:after="0" w:before="0"/>
+            </w:pPr>
+            <w:r>
+              <w:rPr>
+                <w:rFonts w:ascii="Arial" w:cs="Arial" w:eastAsia="Arial" w:hAnsi="Arial"/>
+                <w:color w:val="000000"/>
+                <w:sz w:val="20"/>
+                <w:szCs w:val="20"/>
+              </w:rPr>
+              <w:t xml:space="preserve">…………………………</w:t>
             </w:r>
           </w:p>
         </w:tc>
         <w:tc>
           <w:tcPr>
-            <w:tcW w:type="dxa" w:w="4160"/>
+            <w:tcW w:type="dxa" w:w="4652"/>
             <w:tcBorders>
-              <w:top w:val="single" w:color="000000" w:sz="6"/>
-              <w:left w:val="single" w:color="000000" w:sz="6"/>
-              <w:bottom w:val="single" w:color="000000" w:sz="6"/>
-              <w:right w:val="single" w:color="000000" w:sz="6"/>
+              <w:top w:val="single" w:color="AEB7C3" w:sz="4"/>
+              <w:left w:val="single" w:color="AEB7C3" w:sz="4"/>
+              <w:bottom w:val="single" w:color="AEB7C3" w:sz="4"/>
+              <w:right w:val="single" w:color="AEB7C3" w:sz="4"/>
             </w:tcBorders>
             <w:tcMar>
-              <w:top w:type="dxa" w:w="40"/>
-              <w:left w:type="dxa" w:w="80"/>
-              <w:bottom w:type="dxa" w:w="40"/>
-              <w:right w:type="dxa" w:w="80"/>
+              <w:top w:type="dxa" w:w="50"/>
+              <w:left w:type="dxa" w:w="110"/>
+              <w:bottom w:type="dxa" w:w="50"/>
+              <w:right w:type="dxa" w:w="110"/>
             </w:tcMar>
-            <w:vAlign w:val="top"/>
+            <w:vAlign w:val="center"/>
           </w:tcPr>
           <w:p>
             <w:pPr>
               <w:keepNext/>
               <w:keepLines/>
-              <w:spacing w:after="0"/>
-            </w:pPr>
-            <w:r>
-              <w:rPr>
-                <w:rFonts w:ascii="Arial" w:cs="Arial" w:eastAsia="Arial" w:hAnsi="Arial"/>
-                <w:b w:val="false"/>
-                <w:bCs w:val="false"/>
-                <w:i w:val="false"/>
-                <w:iCs w:val="false"/>
-                <w:sz w:val="24"/>
-                <w:szCs w:val="24"/>
+              <w:spacing w:after="0" w:before="0"/>
+            </w:pPr>
+            <w:r>
+              <w:rPr>
+                <w:rFonts w:ascii="Arial" w:cs="Arial" w:eastAsia="Arial" w:hAnsi="Arial"/>
+                <w:color w:val="000000"/>
+                <w:sz w:val="20"/>
+                <w:szCs w:val="20"/>
               </w:rPr>
               <w:t xml:space="preserve">d'un bord à l'autre, vu en bout</w:t>
             </w:r>
@@ -1109,37 +1159,37 @@
       <w:tr>
         <w:trPr>
           <w:cantSplit/>
+          <w:trHeight w:val="595" w:hRule="atLeast"/>
         </w:trPr>
         <w:tc>
           <w:tcPr>
-            <w:tcW w:type="dxa" w:w="3000"/>
+            <w:tcW w:type="dxa" w:w="3354"/>
             <w:tcBorders>
-              <w:top w:val="single" w:color="000000" w:sz="6"/>
-              <w:left w:val="single" w:color="000000" w:sz="6"/>
-              <w:bottom w:val="single" w:color="000000" w:sz="6"/>
-              <w:right w:val="single" w:color="000000" w:sz="6"/>
+              <w:top w:val="single" w:color="AEB7C3" w:sz="4"/>
+              <w:left w:val="single" w:color="AEB7C3" w:sz="4"/>
+              <w:bottom w:val="single" w:color="AEB7C3" w:sz="4"/>
+              <w:right w:val="single" w:color="AEB7C3" w:sz="4"/>
             </w:tcBorders>
             <w:tcMar>
-              <w:top w:type="dxa" w:w="40"/>
-              <w:left w:type="dxa" w:w="80"/>
-              <w:bottom w:type="dxa" w:w="40"/>
-              <w:right w:type="dxa" w:w="80"/>
+              <w:top w:type="dxa" w:w="50"/>
+              <w:left w:type="dxa" w:w="110"/>
+              <w:bottom w:type="dxa" w:w="50"/>
+              <w:right w:type="dxa" w:w="110"/>
             </w:tcMar>
-            <w:vAlign w:val="top"/>
+            <w:vAlign w:val="center"/>
           </w:tcPr>
           <w:p>
             <w:pPr>
-              <w:spacing w:after="0"/>
-            </w:pPr>
-            <w:r>
-              <w:rPr>
-                <w:rFonts w:ascii="Arial" w:cs="Arial" w:eastAsia="Arial" w:hAnsi="Arial"/>
-                <w:b w:val="false"/>
-                <w:bCs w:val="false"/>
-                <w:i w:val="false"/>
-                <w:iCs w:val="false"/>
-                <w:sz w:val="24"/>
-                <w:szCs w:val="24"/>
+              <w:keepNext/>
+              <w:keepLines/>
+              <w:spacing w:after="0" w:before="0"/>
+            </w:pPr>
+            <w:r>
+              <w:rPr>
+                <w:rFonts w:ascii="Arial" w:cs="Arial" w:eastAsia="Arial" w:hAnsi="Arial"/>
+                <w:color w:val="000000"/>
+                <w:sz w:val="20"/>
+                <w:szCs w:val="20"/>
               </w:rPr>
               <w:t xml:space="preserve">Nombre de plis</w:t>
             </w:r>
@@ -1147,69 +1197,67 @@
         </w:tc>
         <w:tc>
           <w:tcPr>
-            <w:tcW w:type="dxa" w:w="2200"/>
+            <w:tcW w:type="dxa" w:w="2460"/>
             <w:tcBorders>
-              <w:top w:val="single" w:color="000000" w:sz="6"/>
-              <w:left w:val="single" w:color="000000" w:sz="6"/>
-              <w:bottom w:val="single" w:color="000000" w:sz="6"/>
-              <w:right w:val="single" w:color="000000" w:sz="6"/>
+              <w:top w:val="single" w:color="AEB7C3" w:sz="4"/>
+              <w:left w:val="single" w:color="AEB7C3" w:sz="4"/>
+              <w:bottom w:val="single" w:color="AEB7C3" w:sz="4"/>
+              <w:right w:val="single" w:color="AEB7C3" w:sz="4"/>
             </w:tcBorders>
             <w:tcMar>
-              <w:top w:type="dxa" w:w="40"/>
-              <w:left w:type="dxa" w:w="80"/>
-              <w:bottom w:type="dxa" w:w="40"/>
-              <w:right w:type="dxa" w:w="80"/>
+              <w:top w:type="dxa" w:w="50"/>
+              <w:left w:type="dxa" w:w="110"/>
+              <w:bottom w:type="dxa" w:w="50"/>
+              <w:right w:type="dxa" w:w="110"/>
             </w:tcMar>
-            <w:vAlign w:val="top"/>
+            <w:vAlign w:val="center"/>
           </w:tcPr>
           <w:p>
             <w:pPr>
-              <w:spacing w:after="0"/>
-            </w:pPr>
-            <w:r>
-              <w:rPr>
-                <w:rFonts w:ascii="Arial" w:cs="Arial" w:eastAsia="Arial" w:hAnsi="Arial"/>
-                <w:b w:val="false"/>
-                <w:bCs w:val="false"/>
-                <w:i w:val="false"/>
-                <w:iCs w:val="false"/>
-                <w:sz w:val="24"/>
-                <w:szCs w:val="24"/>
-              </w:rPr>
-              <w:t xml:space="preserve">.............................</w:t>
+              <w:keepNext/>
+              <w:keepLines/>
+              <w:spacing w:after="0" w:before="0"/>
+            </w:pPr>
+            <w:r>
+              <w:rPr>
+                <w:rFonts w:ascii="Arial" w:cs="Arial" w:eastAsia="Arial" w:hAnsi="Arial"/>
+                <w:color w:val="000000"/>
+                <w:sz w:val="20"/>
+                <w:szCs w:val="20"/>
+              </w:rPr>
+              <w:t xml:space="preserve">…………………………</w:t>
             </w:r>
           </w:p>
         </w:tc>
         <w:tc>
           <w:tcPr>
-            <w:tcW w:type="dxa" w:w="4160"/>
+            <w:tcW w:type="dxa" w:w="4652"/>
             <w:tcBorders>
-              <w:top w:val="single" w:color="000000" w:sz="6"/>
-              <w:left w:val="single" w:color="000000" w:sz="6"/>
-              <w:bottom w:val="single" w:color="000000" w:sz="6"/>
-              <w:right w:val="single" w:color="000000" w:sz="6"/>
+              <w:top w:val="single" w:color="AEB7C3" w:sz="4"/>
+              <w:left w:val="single" w:color="AEB7C3" w:sz="4"/>
+              <w:bottom w:val="single" w:color="AEB7C3" w:sz="4"/>
+              <w:right w:val="single" w:color="AEB7C3" w:sz="4"/>
             </w:tcBorders>
             <w:tcMar>
-              <w:top w:type="dxa" w:w="40"/>
-              <w:left w:type="dxa" w:w="80"/>
-              <w:bottom w:type="dxa" w:w="40"/>
-              <w:right w:type="dxa" w:w="80"/>
+              <w:top w:type="dxa" w:w="50"/>
+              <w:left w:type="dxa" w:w="110"/>
+              <w:bottom w:type="dxa" w:w="50"/>
+              <w:right w:type="dxa" w:w="110"/>
             </w:tcMar>
-            <w:vAlign w:val="top"/>
+            <w:vAlign w:val="center"/>
           </w:tcPr>
           <w:p>
             <w:pPr>
-              <w:spacing w:after="0"/>
-            </w:pPr>
-            <w:r>
-              <w:rPr>
-                <w:rFonts w:ascii="Arial" w:cs="Arial" w:eastAsia="Arial" w:hAnsi="Arial"/>
-                <w:b w:val="false"/>
-                <w:bCs w:val="false"/>
-                <w:i w:val="false"/>
-                <w:iCs w:val="false"/>
-                <w:sz w:val="24"/>
-                <w:szCs w:val="24"/>
+              <w:keepNext/>
+              <w:keepLines/>
+              <w:spacing w:after="0" w:before="0"/>
+            </w:pPr>
+            <w:r>
+              <w:rPr>
+                <w:rFonts w:ascii="Arial" w:cs="Arial" w:eastAsia="Arial" w:hAnsi="Arial"/>
+                <w:color w:val="000000"/>
+                <w:sz w:val="20"/>
+                <w:szCs w:val="20"/>
               </w:rPr>
               <w:t xml:space="preserve">je les compte sur la feuille</w:t>
             </w:r>
@@ -1220,52 +1268,84 @@
     <w:p>
       <w:pPr>
         <w:keepNext/>
-        <w:keepLines/>
+        <w:pageBreakBefore/>
         <w:pBdr>
-          <w:top w:val="single" w:color="000000" w:sz="6" w:space="4"/>
-          <w:left w:val="single" w:color="000000" w:sz="6" w:space="4"/>
-          <w:bottom w:val="single" w:color="000000" w:sz="6" w:space="4"/>
-          <w:right w:val="single" w:color="000000" w:sz="6" w:space="4"/>
+          <w:bottom w:val="single" w:color="11223D" w:sz="6" w:space="4"/>
         </w:pBdr>
-        <w:shd w:val="clear" w:color="auto" w:fill="D9D9D9"/>
-        <w:spacing w:before="150" w:after="130"/>
-        <w:ind w:left="0" w:right="1106"/>
+        <w:spacing w:after="100" w:before="0"/>
       </w:pPr>
       <w:r>
         <w:rPr>
           <w:rFonts w:ascii="Arial" w:cs="Arial" w:eastAsia="Arial" w:hAnsi="Arial"/>
           <w:b/>
           <w:bCs/>
-          <w:i w:val="false"/>
-          <w:iCs w:val="false"/>
+          <w:color w:val="FFFFFF"/>
           <w:sz w:val="26"/>
           <w:szCs w:val="26"/>
-        </w:rPr>
-        <w:t xml:space="preserve">PARTIE 2 — Mon croquis coté</w:t>
+          <w:shd w:fill="11223D" w:color="auto" w:val="clear"/>
+        </w:rPr>
+        <w:t xml:space="preserve"> 2 </w:t>
+      </w:r>
+      <w:r>
+        <w:rPr>
+          <w:rFonts w:ascii="Arial" w:cs="Arial" w:eastAsia="Arial" w:hAnsi="Arial"/>
+          <w:b/>
+          <w:bCs/>
+          <w:color w:val="11223D"/>
+          <w:sz w:val="26"/>
+          <w:szCs w:val="26"/>
+        </w:rPr>
+        <w:t xml:space="preserve">   Mon croquis coté</w:t>
       </w:r>
     </w:p>
     <w:p>
       <w:pPr>
         <w:keepNext/>
         <w:keepLines/>
-        <w:spacing w:after="96"/>
-      </w:pPr>
-      <w:r>
-        <w:rPr>
-          <w:rFonts w:ascii="Arial" w:cs="Arial" w:eastAsia="Arial" w:hAnsi="Arial"/>
-          <w:b w:val="false"/>
-          <w:bCs w:val="false"/>
-          <w:i/>
-          <w:iCs/>
-          <w:sz w:val="24"/>
-          <w:szCs w:val="24"/>
-        </w:rPr>
-        <w:t xml:space="preserve">➤ Dessine ton profil VU EN BOUT (comme sur le schéma ci-dessus), puis écris les deux cotes que tu viens de mesurer.</w:t>
+        <w:spacing w:after="60" w:before="60"/>
+      </w:pPr>
+      <w:r>
+        <w:rPr>
+          <w:rFonts w:ascii="Arial" w:cs="Arial" w:eastAsia="Arial" w:hAnsi="Arial"/>
+          <w:b/>
+          <w:bCs/>
+          <w:color w:val="11223D"/>
+          <w:sz w:val="22"/>
+          <w:szCs w:val="22"/>
+        </w:rPr>
+        <w:t xml:space="preserve">▸ </w:t>
+      </w:r>
+      <w:r>
+        <w:rPr>
+          <w:rFonts w:ascii="Arial" w:cs="Arial" w:eastAsia="Arial" w:hAnsi="Arial"/>
+          <w:color w:val="000000"/>
+          <w:sz w:val="22"/>
+          <w:szCs w:val="22"/>
+        </w:rPr>
+        <w:t xml:space="preserve">Dessine ton profil VU EN BOUT (comme sur le schéma ci-dessus), puis écris les deux cotes que tu viens de mesurer.</w:t>
+      </w:r>
+    </w:p>
+    <w:p>
+      <w:pPr>
+        <w:keepNext/>
+        <w:keepLines/>
+        <w:spacing w:after="40" w:before="100"/>
+      </w:pPr>
+      <w:r>
+        <w:rPr>
+          <w:rFonts w:ascii="Arial" w:cs="Arial" w:eastAsia="Arial" w:hAnsi="Arial"/>
+          <w:b/>
+          <w:bCs/>
+          <w:color w:val="000000"/>
+          <w:sz w:val="22"/>
+          <w:szCs w:val="22"/>
+        </w:rPr>
+        <w:t xml:space="preserve">Croquis du profil vu en bout — au crayon, à la règle, avec les cotes en mm :</w:t>
       </w:r>
     </w:p>
     <w:tbl>
       <w:tblPr>
-        <w:tblW w:type="dxa" w:w="9360"/>
+        <w:tblW w:type="dxa" w:w="10466"/>
         <w:tblBorders>
           <w:top w:val="single" w:color="auto" w:sz="4"/>
           <w:left w:val="single" w:color="auto" w:sz="4"/>
@@ -1276,44 +1356,43 @@
         </w:tblBorders>
       </w:tblPr>
       <w:tblGrid>
-        <w:gridCol w:w="9360"/>
+        <w:gridCol w:w="10466"/>
       </w:tblGrid>
       <w:tr>
         <w:trPr>
           <w:cantSplit/>
+          <w:trHeight w:val="2600" w:hRule="exact"/>
         </w:trPr>
         <w:tc>
           <w:tcPr>
-            <w:tcW w:type="dxa" w:w="9360"/>
+            <w:tcW w:type="dxa" w:w="10466"/>
             <w:tcBorders>
-              <w:top w:val="single" w:color="000000" w:sz="6"/>
-              <w:left w:val="single" w:color="000000" w:sz="6"/>
-              <w:bottom w:val="single" w:color="000000" w:sz="6"/>
-              <w:right w:val="single" w:color="000000" w:sz="6"/>
+              <w:top w:val="single" w:color="AEB7C3" w:sz="4"/>
+              <w:left w:val="single" w:color="AEB7C3" w:sz="4"/>
+              <w:bottom w:val="single" w:color="AEB7C3" w:sz="4"/>
+              <w:right w:val="single" w:color="AEB7C3" w:sz="4"/>
             </w:tcBorders>
             <w:tcMar>
-              <w:top w:type="dxa" w:w="40"/>
-              <w:left w:type="dxa" w:w="80"/>
-              <w:bottom w:type="dxa" w:w="40"/>
-              <w:right w:type="dxa" w:w="80"/>
+              <w:top w:type="dxa" w:w="50"/>
+              <w:left w:type="dxa" w:w="110"/>
+              <w:bottom w:type="dxa" w:w="50"/>
+              <w:right w:type="dxa" w:w="110"/>
             </w:tcMar>
-            <w:vAlign w:val="top"/>
+            <w:vAlign w:val="center"/>
           </w:tcPr>
           <w:p>
             <w:pPr>
-              <w:spacing w:after="2600"/>
-            </w:pPr>
-            <w:r>
-              <w:rPr>
-                <w:rFonts w:ascii="Arial" w:cs="Arial" w:eastAsia="Arial" w:hAnsi="Arial"/>
-                <w:b w:val="false"/>
-                <w:bCs w:val="false"/>
-                <w:i/>
-                <w:iCs/>
+              <w:keepLines/>
+              <w:spacing w:after="0" w:before="0"/>
+            </w:pPr>
+            <w:r>
+              <w:rPr>
+                <w:rFonts w:ascii="Arial" w:cs="Arial" w:eastAsia="Arial" w:hAnsi="Arial"/>
+                <w:color w:val="000000"/>
                 <w:sz w:val="22"/>
                 <w:szCs w:val="22"/>
               </w:rPr>
-              <w:t xml:space="preserve">Croquis du profil vu en bout — au crayon, à la règle, avec les cotes en mm :</w:t>
+              <w:t xml:space="preserve"/>
             </w:r>
           </w:p>
         </w:tc>
@@ -1322,241 +1401,359 @@
     <w:p>
       <w:pPr>
         <w:keepNext/>
-        <w:keepLines/>
         <w:pBdr>
-          <w:top w:val="single" w:color="000000" w:sz="6" w:space="4"/>
-          <w:left w:val="single" w:color="000000" w:sz="6" w:space="4"/>
-          <w:bottom w:val="single" w:color="000000" w:sz="6" w:space="4"/>
-          <w:right w:val="single" w:color="000000" w:sz="6" w:space="4"/>
+          <w:bottom w:val="single" w:color="11223D" w:sz="6" w:space="4"/>
         </w:pBdr>
-        <w:shd w:val="clear" w:color="auto" w:fill="D9D9D9"/>
-        <w:spacing w:before="150" w:after="130"/>
-        <w:ind w:left="0" w:right="1106"/>
+        <w:spacing w:after="100" w:before="280"/>
       </w:pPr>
       <w:r>
         <w:rPr>
           <w:rFonts w:ascii="Arial" w:cs="Arial" w:eastAsia="Arial" w:hAnsi="Arial"/>
           <w:b/>
           <w:bCs/>
-          <w:i w:val="false"/>
-          <w:iCs w:val="false"/>
+          <w:color w:val="FFFFFF"/>
           <w:sz w:val="26"/>
           <w:szCs w:val="26"/>
-        </w:rPr>
-        <w:t xml:space="preserve">PARTIE 3 — Mon pronostic</w:t>
+          <w:shd w:fill="11223D" w:color="auto" w:val="clear"/>
+        </w:rPr>
+        <w:t xml:space="preserve"> 3 </w:t>
+      </w:r>
+      <w:r>
+        <w:rPr>
+          <w:rFonts w:ascii="Arial" w:cs="Arial" w:eastAsia="Arial" w:hAnsi="Arial"/>
+          <w:b/>
+          <w:bCs/>
+          <w:color w:val="11223D"/>
+          <w:sz w:val="26"/>
+          <w:szCs w:val="26"/>
+        </w:rPr>
+        <w:t xml:space="preserve">   Mon pronostic</w:t>
       </w:r>
     </w:p>
     <w:p>
       <w:pPr>
         <w:keepNext/>
         <w:keepLines/>
-        <w:spacing w:after="96"/>
-      </w:pPr>
-      <w:r>
-        <w:rPr>
-          <w:rFonts w:ascii="Arial" w:cs="Arial" w:eastAsia="Arial" w:hAnsi="Arial"/>
-          <w:b w:val="false"/>
-          <w:bCs w:val="false"/>
-          <w:i/>
-          <w:iCs/>
-          <w:sz w:val="24"/>
-          <w:szCs w:val="24"/>
-        </w:rPr>
-        <w:t xml:space="preserve">➤ Coche le profil qui, selon toi, portera la charge la plus lourde.</w:t>
-      </w:r>
-    </w:p>
-    <w:p>
-      <w:pPr>
-        <w:spacing w:after="48" w:before="50"/>
-      </w:pPr>
-      <w:r>
-        <w:rPr>
-          <w:rFonts w:ascii="Arial" w:cs="Arial" w:eastAsia="Arial" w:hAnsi="Arial"/>
-          <w:b w:val="false"/>
-          <w:bCs w:val="false"/>
-          <w:i w:val="false"/>
-          <w:iCs w:val="false"/>
-          <w:sz w:val="24"/>
-          <w:szCs w:val="24"/>
-        </w:rPr>
-        <w:t xml:space="preserve">☐ A — le tube   ☐ B — le U   ☐ C — l'accordéon</w:t>
+        <w:spacing w:after="60" w:before="60"/>
+      </w:pPr>
+      <w:r>
+        <w:rPr>
+          <w:rFonts w:ascii="Arial" w:cs="Arial" w:eastAsia="Arial" w:hAnsi="Arial"/>
+          <w:b/>
+          <w:bCs/>
+          <w:color w:val="11223D"/>
+          <w:sz w:val="22"/>
+          <w:szCs w:val="22"/>
+        </w:rPr>
+        <w:t xml:space="preserve">▸ </w:t>
+      </w:r>
+      <w:r>
+        <w:rPr>
+          <w:rFonts w:ascii="Arial" w:cs="Arial" w:eastAsia="Arial" w:hAnsi="Arial"/>
+          <w:color w:val="000000"/>
+          <w:sz w:val="22"/>
+          <w:szCs w:val="22"/>
+        </w:rPr>
+        <w:t xml:space="preserve">Coche le profil qui, selon toi, portera la charge la plus lourde.</w:t>
+      </w:r>
+    </w:p>
+    <w:p>
+      <w:pPr>
+        <w:keepLines/>
+        <w:spacing w:after="40" w:before="0" w:line="567" w:lineRule="atLeast"/>
+      </w:pPr>
+      <w:r>
+        <w:rPr>
+          <w:rFonts w:ascii="Arial" w:cs="Arial" w:eastAsia="Arial" w:hAnsi="Arial"/>
+          <w:color w:val="000000"/>
+          <w:sz w:val="28"/>
+          <w:szCs w:val="28"/>
+        </w:rPr>
+        <w:t xml:space="preserve">☐ </w:t>
+      </w:r>
+      <w:r>
+        <w:rPr>
+          <w:rFonts w:ascii="Arial" w:cs="Arial" w:eastAsia="Arial" w:hAnsi="Arial"/>
+          <w:color w:val="000000"/>
+          <w:sz w:val="22"/>
+          <w:szCs w:val="22"/>
+        </w:rPr>
+        <w:t xml:space="preserve">A — le tube</w:t>
+      </w:r>
+      <w:r>
+        <w:rPr>
+          <w:rFonts w:ascii="Arial" w:cs="Arial" w:eastAsia="Arial" w:hAnsi="Arial"/>
+          <w:color w:val="000000"/>
+          <w:sz w:val="22"/>
+          <w:szCs w:val="22"/>
+        </w:rPr>
+        <w:t xml:space="preserve">      </w:t>
+      </w:r>
+      <w:r>
+        <w:rPr>
+          <w:rFonts w:ascii="Arial" w:cs="Arial" w:eastAsia="Arial" w:hAnsi="Arial"/>
+          <w:color w:val="000000"/>
+          <w:sz w:val="28"/>
+          <w:szCs w:val="28"/>
+        </w:rPr>
+        <w:t xml:space="preserve">☐ </w:t>
+      </w:r>
+      <w:r>
+        <w:rPr>
+          <w:rFonts w:ascii="Arial" w:cs="Arial" w:eastAsia="Arial" w:hAnsi="Arial"/>
+          <w:color w:val="000000"/>
+          <w:sz w:val="22"/>
+          <w:szCs w:val="22"/>
+        </w:rPr>
+        <w:t xml:space="preserve">B — le U</w:t>
+      </w:r>
+      <w:r>
+        <w:rPr>
+          <w:rFonts w:ascii="Arial" w:cs="Arial" w:eastAsia="Arial" w:hAnsi="Arial"/>
+          <w:color w:val="000000"/>
+          <w:sz w:val="22"/>
+          <w:szCs w:val="22"/>
+        </w:rPr>
+        <w:t xml:space="preserve">      </w:t>
+      </w:r>
+      <w:r>
+        <w:rPr>
+          <w:rFonts w:ascii="Arial" w:cs="Arial" w:eastAsia="Arial" w:hAnsi="Arial"/>
+          <w:color w:val="000000"/>
+          <w:sz w:val="28"/>
+          <w:szCs w:val="28"/>
+        </w:rPr>
+        <w:t xml:space="preserve">☐ </w:t>
+      </w:r>
+      <w:r>
+        <w:rPr>
+          <w:rFonts w:ascii="Arial" w:cs="Arial" w:eastAsia="Arial" w:hAnsi="Arial"/>
+          <w:color w:val="000000"/>
+          <w:sz w:val="22"/>
+          <w:szCs w:val="22"/>
+        </w:rPr>
+        <w:t xml:space="preserve">C — l'accordéon</w:t>
       </w:r>
     </w:p>
     <w:p>
       <w:pPr>
         <w:keepNext/>
         <w:keepLines/>
-        <w:spacing w:after="96"/>
-      </w:pPr>
-      <w:r>
-        <w:rPr>
-          <w:rFonts w:ascii="Arial" w:cs="Arial" w:eastAsia="Arial" w:hAnsi="Arial"/>
-          <w:b w:val="false"/>
-          <w:bCs w:val="false"/>
-          <w:i/>
-          <w:iCs/>
-          <w:sz w:val="24"/>
-          <w:szCs w:val="24"/>
-        </w:rPr>
-        <w:t xml:space="preserve">➤ Coche la raison qui te paraît la plus juste.</w:t>
-      </w:r>
-    </w:p>
-    <w:p>
-      <w:pPr>
-        <w:spacing w:after="48" w:before="50"/>
-      </w:pPr>
-      <w:r>
-        <w:rPr>
-          <w:rFonts w:ascii="Arial" w:cs="Arial" w:eastAsia="Arial" w:hAnsi="Arial"/>
-          <w:b w:val="false"/>
-          <w:bCs w:val="false"/>
-          <w:i w:val="false"/>
-          <w:iCs w:val="false"/>
-          <w:sz w:val="24"/>
-          <w:szCs w:val="24"/>
-        </w:rPr>
-        <w:t xml:space="preserve">☐ parce qu'il utilise plus de papier</w:t>
-      </w:r>
-    </w:p>
-    <w:p>
-      <w:pPr>
-        <w:spacing w:after="48" w:before="50"/>
-      </w:pPr>
-      <w:r>
-        <w:rPr>
-          <w:rFonts w:ascii="Arial" w:cs="Arial" w:eastAsia="Arial" w:hAnsi="Arial"/>
-          <w:b w:val="false"/>
-          <w:bCs w:val="false"/>
-          <w:i w:val="false"/>
-          <w:iCs w:val="false"/>
-          <w:sz w:val="24"/>
-          <w:szCs w:val="24"/>
-        </w:rPr>
-        <w:t xml:space="preserve">☐ parce qu'il est plus haut, donc plus éloigné de la fibre neutre</w:t>
-      </w:r>
-    </w:p>
-    <w:p>
-      <w:pPr>
-        <w:spacing w:after="48" w:before="50"/>
-      </w:pPr>
-      <w:r>
-        <w:rPr>
-          <w:rFonts w:ascii="Arial" w:cs="Arial" w:eastAsia="Arial" w:hAnsi="Arial"/>
-          <w:b w:val="false"/>
-          <w:bCs w:val="false"/>
-          <w:i w:val="false"/>
-          <w:iCs w:val="false"/>
-          <w:sz w:val="24"/>
-          <w:szCs w:val="24"/>
-        </w:rPr>
-        <w:t xml:space="preserve">☐ parce qu'il est plus lourd</w:t>
-      </w:r>
-    </w:p>
-    <w:p>
-      <w:pPr>
-        <w:spacing w:after="48" w:before="50"/>
-      </w:pPr>
-      <w:r>
-        <w:rPr>
-          <w:rFonts w:ascii="Arial" w:cs="Arial" w:eastAsia="Arial" w:hAnsi="Arial"/>
-          <w:b w:val="false"/>
-          <w:bCs w:val="false"/>
-          <w:i w:val="false"/>
-          <w:iCs w:val="false"/>
-          <w:sz w:val="24"/>
-          <w:szCs w:val="24"/>
+        <w:spacing w:after="60" w:before="60"/>
+      </w:pPr>
+      <w:r>
+        <w:rPr>
+          <w:rFonts w:ascii="Arial" w:cs="Arial" w:eastAsia="Arial" w:hAnsi="Arial"/>
+          <w:b/>
+          <w:bCs/>
+          <w:color w:val="11223D"/>
+          <w:sz w:val="22"/>
+          <w:szCs w:val="22"/>
+        </w:rPr>
+        <w:t xml:space="preserve">▸ </w:t>
+      </w:r>
+      <w:r>
+        <w:rPr>
+          <w:rFonts w:ascii="Arial" w:cs="Arial" w:eastAsia="Arial" w:hAnsi="Arial"/>
+          <w:color w:val="000000"/>
+          <w:sz w:val="22"/>
+          <w:szCs w:val="22"/>
+        </w:rPr>
+        <w:t xml:space="preserve">Coche la raison qui te paraît la plus juste.</w:t>
+      </w:r>
+    </w:p>
+    <w:p>
+      <w:pPr>
+        <w:keepLines/>
+        <w:spacing w:after="30" w:before="0"/>
+      </w:pPr>
+      <w:r>
+        <w:rPr>
+          <w:rFonts w:ascii="Arial" w:cs="Arial" w:eastAsia="Arial" w:hAnsi="Arial"/>
+          <w:color w:val="000000"/>
+          <w:sz w:val="28"/>
+          <w:szCs w:val="28"/>
+        </w:rPr>
+        <w:t xml:space="preserve">☐  </w:t>
+      </w:r>
+      <w:r>
+        <w:rPr>
+          <w:rFonts w:ascii="Arial" w:cs="Arial" w:eastAsia="Arial" w:hAnsi="Arial"/>
+          <w:color w:val="000000"/>
+          <w:sz w:val="22"/>
+          <w:szCs w:val="22"/>
+        </w:rPr>
+        <w:t xml:space="preserve">parce qu'il utilise plus de papier</w:t>
+      </w:r>
+    </w:p>
+    <w:p>
+      <w:pPr>
+        <w:keepLines/>
+        <w:spacing w:after="30" w:before="0"/>
+      </w:pPr>
+      <w:r>
+        <w:rPr>
+          <w:rFonts w:ascii="Arial" w:cs="Arial" w:eastAsia="Arial" w:hAnsi="Arial"/>
+          <w:color w:val="000000"/>
+          <w:sz w:val="28"/>
+          <w:szCs w:val="28"/>
+        </w:rPr>
+        <w:t xml:space="preserve">☐  </w:t>
+      </w:r>
+      <w:r>
+        <w:rPr>
+          <w:rFonts w:ascii="Arial" w:cs="Arial" w:eastAsia="Arial" w:hAnsi="Arial"/>
+          <w:color w:val="000000"/>
+          <w:sz w:val="22"/>
+          <w:szCs w:val="22"/>
+        </w:rPr>
+        <w:t xml:space="preserve">parce qu'il est plus haut, donc plus éloigné de la fibre neutre</w:t>
+      </w:r>
+    </w:p>
+    <w:p>
+      <w:pPr>
+        <w:keepLines/>
+        <w:spacing w:after="40" w:before="0" w:line="567" w:lineRule="atLeast"/>
+      </w:pPr>
+      <w:r>
+        <w:rPr>
+          <w:rFonts w:ascii="Arial" w:cs="Arial" w:eastAsia="Arial" w:hAnsi="Arial"/>
+          <w:color w:val="000000"/>
+          <w:sz w:val="28"/>
+          <w:szCs w:val="28"/>
+        </w:rPr>
+        <w:t xml:space="preserve">☐ </w:t>
+      </w:r>
+      <w:r>
+        <w:rPr>
+          <w:rFonts w:ascii="Arial" w:cs="Arial" w:eastAsia="Arial" w:hAnsi="Arial"/>
+          <w:color w:val="000000"/>
+          <w:sz w:val="22"/>
+          <w:szCs w:val="22"/>
+        </w:rPr>
+        <w:t xml:space="preserve">parce qu'il est plus lourd</w:t>
+      </w:r>
+    </w:p>
+    <w:p>
+      <w:pPr>
+        <w:keepNext w:val="false"/>
+        <w:keepLines/>
+        <w:spacing w:after="60" w:before="0"/>
+      </w:pPr>
+      <w:r>
+        <w:rPr>
+          <w:rFonts w:ascii="Arial" w:cs="Arial" w:eastAsia="Arial" w:hAnsi="Arial"/>
+          <w:color w:val="000000"/>
+          <w:sz w:val="22"/>
+          <w:szCs w:val="22"/>
         </w:rPr>
         <w:t xml:space="preserve">Attention : les trois profils utilisent EXACTEMENT la même feuille. Une seule des trois raisons peut donc être vraie.</w:t>
+      </w:r>
+    </w:p>
+    <w:p>
+      <w:pPr>
+        <w:keepNext/>
+        <w:pBdr>
+          <w:bottom w:val="single" w:color="11223D" w:sz="6" w:space="4"/>
+        </w:pBdr>
+        <w:spacing w:after="100" w:before="280"/>
+      </w:pPr>
+      <w:r>
+        <w:rPr>
+          <w:rFonts w:ascii="Arial" w:cs="Arial" w:eastAsia="Arial" w:hAnsi="Arial"/>
+          <w:b/>
+          <w:bCs/>
+          <w:color w:val="FFFFFF"/>
+          <w:sz w:val="26"/>
+          <w:szCs w:val="26"/>
+          <w:shd w:fill="11223D" w:color="auto" w:val="clear"/>
+        </w:rPr>
+        <w:t xml:space="preserve"> 4 </w:t>
+      </w:r>
+      <w:r>
+        <w:rPr>
+          <w:rFonts w:ascii="Arial" w:cs="Arial" w:eastAsia="Arial" w:hAnsi="Arial"/>
+          <w:b/>
+          <w:bCs/>
+          <w:color w:val="11223D"/>
+          <w:sz w:val="26"/>
+          <w:szCs w:val="26"/>
+        </w:rPr>
+        <w:t xml:space="preserve">   Ce que j'ai compris</w:t>
       </w:r>
     </w:p>
     <w:p>
       <w:pPr>
         <w:keepNext/>
         <w:keepLines/>
-        <w:pBdr>
-          <w:top w:val="single" w:color="000000" w:sz="6" w:space="4"/>
-          <w:left w:val="single" w:color="000000" w:sz="6" w:space="4"/>
-          <w:bottom w:val="single" w:color="000000" w:sz="6" w:space="4"/>
-          <w:right w:val="single" w:color="000000" w:sz="6" w:space="4"/>
-        </w:pBdr>
-        <w:shd w:val="clear" w:color="auto" w:fill="D9D9D9"/>
-        <w:spacing w:before="150" w:after="130"/>
-        <w:ind w:left="0" w:right="1106"/>
+        <w:spacing w:after="60" w:before="60"/>
       </w:pPr>
       <w:r>
         <w:rPr>
           <w:rFonts w:ascii="Arial" w:cs="Arial" w:eastAsia="Arial" w:hAnsi="Arial"/>
           <w:b/>
           <w:bCs/>
-          <w:i w:val="false"/>
-          <w:iCs w:val="false"/>
-          <w:sz w:val="26"/>
-          <w:szCs w:val="26"/>
-        </w:rPr>
-        <w:t xml:space="preserve">PARTIE 4 — Ce que j'ai compris</w:t>
-      </w:r>
-    </w:p>
-    <w:p>
-      <w:pPr>
-        <w:keepNext/>
+          <w:color w:val="11223D"/>
+          <w:sz w:val="22"/>
+          <w:szCs w:val="22"/>
+        </w:rPr>
+        <w:t xml:space="preserve">▸ </w:t>
+      </w:r>
+      <w:r>
+        <w:rPr>
+          <w:rFonts w:ascii="Arial" w:cs="Arial" w:eastAsia="Arial" w:hAnsi="Arial"/>
+          <w:color w:val="000000"/>
+          <w:sz w:val="22"/>
+          <w:szCs w:val="22"/>
+        </w:rPr>
+        <w:t xml:space="preserve">Complète la phrase. Tu la relirras après les essais, en séance 5.</w:t>
+      </w:r>
+    </w:p>
+    <w:p>
+      <w:pPr>
         <w:keepLines/>
-        <w:spacing w:after="96"/>
-      </w:pPr>
-      <w:r>
-        <w:rPr>
-          <w:rFonts w:ascii="Arial" w:cs="Arial" w:eastAsia="Arial" w:hAnsi="Arial"/>
-          <w:b w:val="false"/>
-          <w:bCs w:val="false"/>
-          <w:i/>
-          <w:iCs/>
-          <w:sz w:val="24"/>
-          <w:szCs w:val="24"/>
-        </w:rPr>
-        <w:t xml:space="preserve">➤ Complète la phrase. Tu la relirras après les essais, en séance 5.</w:t>
-      </w:r>
-    </w:p>
-    <w:p>
-      <w:pPr>
-        <w:spacing w:after="230" w:before="50"/>
-      </w:pPr>
-      <w:r>
-        <w:rPr>
-          <w:rFonts w:ascii="Arial" w:cs="Arial" w:eastAsia="Arial" w:hAnsi="Arial"/>
-          <w:b w:val="false"/>
-          <w:bCs w:val="false"/>
-          <w:i w:val="false"/>
-          <w:iCs w:val="false"/>
-          <w:sz w:val="24"/>
-          <w:szCs w:val="24"/>
-        </w:rPr>
-        <w:t xml:space="preserve">Je pense que le profil ..... portera le plus, car sa forme .....................................................</w:t>
-      </w:r>
-    </w:p>
-    <w:p>
-      <w:pPr>
-        <w:spacing w:after="240"/>
-      </w:pPr>
-      <w:r>
-        <w:rPr>
-          <w:rFonts w:ascii="Arial" w:cs="Arial" w:eastAsia="Arial" w:hAnsi="Arial"/>
-          <w:b w:val="false"/>
-          <w:bCs w:val="false"/>
-          <w:i w:val="false"/>
-          <w:iCs w:val="false"/>
-          <w:sz w:val="24"/>
-          <w:szCs w:val="24"/>
-        </w:rPr>
-        <w:t xml:space="preserve">............................................................................................................................................</w:t>
-      </w:r>
-    </w:p>
-    <w:p>
-      <w:pPr>
-        <w:spacing w:after="60"/>
-      </w:pPr>
+        <w:spacing w:after="40" w:before="0" w:line="567" w:lineRule="atLeast"/>
+      </w:pPr>
+      <w:r>
+        <w:rPr>
+          <w:rFonts w:ascii="Arial" w:cs="Arial" w:eastAsia="Arial" w:hAnsi="Arial"/>
+          <w:color w:val="000000"/>
+          <w:sz w:val="22"/>
+          <w:szCs w:val="22"/>
+        </w:rPr>
+        <w:t xml:space="preserve">Je pense que le profil </w:t>
+      </w:r>
+      <w:r>
+        <w:rPr>
+          <w:rFonts w:ascii="Arial" w:cs="Arial" w:eastAsia="Arial" w:hAnsi="Arial"/>
+          <w:color w:val="000000"/>
+          <w:sz w:val="22"/>
+          <w:szCs w:val="22"/>
+        </w:rPr>
+        <w:t xml:space="preserve">…………</w:t>
+      </w:r>
+      <w:r>
+        <w:rPr>
+          <w:rFonts w:ascii="Arial" w:cs="Arial" w:eastAsia="Arial" w:hAnsi="Arial"/>
+          <w:color w:val="000000"/>
+          <w:sz w:val="22"/>
+          <w:szCs w:val="22"/>
+        </w:rPr>
+        <w:t xml:space="preserve"> portera le plus, car sa forme </w:t>
+      </w:r>
+      <w:r>
+        <w:rPr>
+          <w:rFonts w:ascii="Arial" w:cs="Arial" w:eastAsia="Arial" w:hAnsi="Arial"/>
+          <w:color w:val="000000"/>
+          <w:sz w:val="22"/>
+          <w:szCs w:val="22"/>
+        </w:rPr>
+        <w:t xml:space="preserve">………………………………………………</w:t>
+      </w:r>
     </w:p>
     <w:tbl>
       <w:tblPr>
-        <w:tblW w:type="dxa" w:w="9360"/>
+        <w:tblW w:type="dxa" w:w="10466"/>
         <w:tblBorders>
           <w:top w:val="single" w:color="auto" w:sz="4"/>
           <w:left w:val="single" w:color="auto" w:sz="4"/>
@@ -1567,7 +1764,77 @@
         </w:tblBorders>
       </w:tblPr>
       <w:tblGrid>
-        <w:gridCol w:w="9360"/>
+        <w:gridCol w:w="10466"/>
+      </w:tblGrid>
+      <w:tr>
+        <w:trPr>
+          <w:cantSplit/>
+          <w:trHeight w:val="567" w:hRule="exact"/>
+        </w:trPr>
+        <w:tc>
+          <w:tcPr>
+            <w:tcW w:type="dxa" w:w="10466"/>
+            <w:tcBorders>
+              <w:top w:val="none" w:color="FFFFFF" w:sz="0"/>
+              <w:left w:val="none" w:color="FFFFFF" w:sz="0"/>
+              <w:bottom w:val="dotted" w:color="8A94A3" w:sz="6"/>
+              <w:right w:val="none" w:color="FFFFFF" w:sz="0"/>
+            </w:tcBorders>
+            <w:tcMar>
+              <w:top w:type="dxa" w:w="0"/>
+              <w:left w:type="dxa" w:w="110"/>
+              <w:bottom w:type="dxa" w:w="0"/>
+              <w:right w:type="dxa" w:w="110"/>
+            </w:tcMar>
+            <w:vAlign w:val="center"/>
+          </w:tcPr>
+          <w:p>
+            <w:pPr>
+              <w:keepLines/>
+              <w:spacing w:after="0" w:before="0"/>
+            </w:pPr>
+            <w:r>
+              <w:rPr>
+                <w:rFonts w:ascii="Arial" w:cs="Arial" w:eastAsia="Arial" w:hAnsi="Arial"/>
+                <w:color w:val="000000"/>
+                <w:sz w:val="22"/>
+                <w:szCs w:val="22"/>
+              </w:rPr>
+              <w:t xml:space="preserve"/>
+            </w:r>
+          </w:p>
+        </w:tc>
+      </w:tr>
+    </w:tbl>
+    <w:p>
+      <w:pPr>
+        <w:keepLines/>
+        <w:spacing w:after="120" w:before="0"/>
+      </w:pPr>
+      <w:r>
+        <w:rPr>
+          <w:rFonts w:ascii="Arial" w:cs="Arial" w:eastAsia="Arial" w:hAnsi="Arial"/>
+          <w:color w:val="000000"/>
+          <w:sz w:val="22"/>
+          <w:szCs w:val="22"/>
+        </w:rPr>
+        <w:t xml:space="preserve"/>
+      </w:r>
+    </w:p>
+    <w:tbl>
+      <w:tblPr>
+        <w:tblW w:type="dxa" w:w="10466"/>
+        <w:tblBorders>
+          <w:top w:val="single" w:color="auto" w:sz="4"/>
+          <w:left w:val="single" w:color="auto" w:sz="4"/>
+          <w:bottom w:val="single" w:color="auto" w:sz="4"/>
+          <w:right w:val="single" w:color="auto" w:sz="4"/>
+          <w:insideH w:val="single" w:color="auto" w:sz="4"/>
+          <w:insideV w:val="single" w:color="auto" w:sz="4"/>
+        </w:tblBorders>
+      </w:tblPr>
+      <w:tblGrid>
+        <w:gridCol w:w="10466"/>
       </w:tblGrid>
       <w:tr>
         <w:trPr>
@@ -1575,114 +1842,144 @@
         </w:trPr>
         <w:tc>
           <w:tcPr>
-            <w:tcW w:type="dxa" w:w="9360"/>
+            <w:tcW w:type="dxa" w:w="10466"/>
             <w:tcBorders>
-              <w:top w:val="single" w:color="000000" w:sz="6"/>
-              <w:left w:val="single" w:color="000000" w:sz="6"/>
-              <w:bottom w:val="single" w:color="000000" w:sz="6"/>
-              <w:right w:val="single" w:color="000000" w:sz="6"/>
+              <w:top w:val="single" w:color="11223D" w:sz="12"/>
+              <w:left w:val="single" w:color="AEB7C3" w:sz="4"/>
+              <w:bottom w:val="single" w:color="AEB7C3" w:sz="4"/>
+              <w:right w:val="single" w:color="AEB7C3" w:sz="4"/>
             </w:tcBorders>
-            <w:shd w:fill="F2F2F2" w:val="clear"/>
             <w:tcMar>
-              <w:top w:type="dxa" w:w="40"/>
-              <w:left w:type="dxa" w:w="80"/>
-              <w:bottom w:type="dxa" w:w="40"/>
-              <w:right w:type="dxa" w:w="80"/>
+              <w:top w:type="dxa" w:w="110"/>
+              <w:left w:type="dxa" w:w="110"/>
+              <w:bottom w:type="dxa" w:w="110"/>
+              <w:right w:type="dxa" w:w="110"/>
             </w:tcMar>
-            <w:vAlign w:val="center"/>
+            <w:vAlign w:val="top"/>
           </w:tcPr>
           <w:p>
             <w:pPr>
-              <w:spacing w:after="60"/>
+              <w:keepNext/>
+              <w:keepLines/>
+              <w:spacing w:after="60" w:before="0"/>
             </w:pPr>
             <w:r>
               <w:rPr>
                 <w:rFonts w:ascii="Arial" w:cs="Arial" w:eastAsia="Arial" w:hAnsi="Arial"/>
                 <w:b/>
                 <w:bCs/>
-                <w:i w:val="false"/>
-                <w:iCs w:val="false"/>
-                <w:sz w:val="26"/>
-                <w:szCs w:val="26"/>
-              </w:rPr>
-              <w:t xml:space="preserve">BILAN — ce que je retiens</w:t>
-            </w:r>
-          </w:p>
-          <w:p>
-            <w:pPr>
-              <w:spacing w:after="60"/>
-            </w:pPr>
-            <w:r>
-              <w:rPr>
-                <w:rFonts w:ascii="Arial" w:cs="Arial" w:eastAsia="Arial" w:hAnsi="Arial"/>
-                <w:b w:val="false"/>
-                <w:bCs w:val="false"/>
-                <w:i w:val="false"/>
-                <w:iCs w:val="false"/>
-                <w:sz w:val="24"/>
-                <w:szCs w:val="24"/>
-              </w:rPr>
-              <w:t xml:space="preserve">• Trois profils faits de la même feuille ont la même ........................ mais pas la même résistance.</w:t>
-            </w:r>
-          </w:p>
-          <w:p>
-            <w:pPr>
-              <w:spacing w:after="60"/>
-            </w:pPr>
-            <w:r>
-              <w:rPr>
-                <w:rFonts w:ascii="Arial" w:cs="Arial" w:eastAsia="Arial" w:hAnsi="Arial"/>
-                <w:b w:val="false"/>
-                <w:bCs w:val="false"/>
-                <w:i w:val="false"/>
-                <w:iCs w:val="false"/>
-                <w:sz w:val="24"/>
-                <w:szCs w:val="24"/>
-              </w:rPr>
-              <w:t xml:space="preserve">• Plus la matière est ........................ de la fibre neutre, plus la structure résiste.</w:t>
-            </w:r>
-          </w:p>
-          <w:p>
-            <w:pPr>
-              <w:spacing w:after="60"/>
-            </w:pPr>
-            <w:r>
-              <w:rPr>
-                <w:rFonts w:ascii="Arial" w:cs="Arial" w:eastAsia="Arial" w:hAnsi="Arial"/>
-                <w:b w:val="false"/>
-                <w:bCs w:val="false"/>
-                <w:i w:val="false"/>
-                <w:iCs w:val="false"/>
-                <w:sz w:val="24"/>
-                <w:szCs w:val="24"/>
-              </w:rPr>
-              <w:t xml:space="preserve">• Un pronostic écrit AVANT l'essai permet de savoir si on avait .................... .</w:t>
+                <w:color w:val="11223D"/>
+                <w:sz w:val="20"/>
+                <w:szCs w:val="20"/>
+              </w:rPr>
+              <w:t xml:space="preserve">JE RETIENS</w:t>
+            </w:r>
+          </w:p>
+          <w:p>
+            <w:pPr>
+              <w:keepLines/>
+              <w:spacing w:after="20" w:before="0" w:line="567" w:lineRule="atLeast"/>
+            </w:pPr>
+            <w:r>
+              <w:rPr>
+                <w:rFonts w:ascii="Arial" w:cs="Arial" w:eastAsia="Arial" w:hAnsi="Arial"/>
+                <w:color w:val="000000"/>
+                <w:sz w:val="22"/>
+                <w:szCs w:val="22"/>
+              </w:rPr>
+              <w:t xml:space="preserve">Trois profils faits de la même feuille ont la même </w:t>
+            </w:r>
+            <w:r>
+              <w:rPr>
+                <w:rFonts w:ascii="Arial" w:cs="Arial" w:eastAsia="Arial" w:hAnsi="Arial"/>
+                <w:color w:val="000000"/>
+                <w:sz w:val="22"/>
+                <w:szCs w:val="22"/>
+              </w:rPr>
+              <w:t xml:space="preserve">……………………</w:t>
+            </w:r>
+            <w:r>
+              <w:rPr>
+                <w:rFonts w:ascii="Arial" w:cs="Arial" w:eastAsia="Arial" w:hAnsi="Arial"/>
+                <w:color w:val="000000"/>
+                <w:sz w:val="22"/>
+                <w:szCs w:val="22"/>
+              </w:rPr>
+              <w:t xml:space="preserve"> mais pas la même résistance.</w:t>
+            </w:r>
+          </w:p>
+          <w:p>
+            <w:pPr>
+              <w:keepLines/>
+              <w:spacing w:after="20" w:before="0" w:line="567" w:lineRule="atLeast"/>
+            </w:pPr>
+            <w:r>
+              <w:rPr>
+                <w:rFonts w:ascii="Arial" w:cs="Arial" w:eastAsia="Arial" w:hAnsi="Arial"/>
+                <w:color w:val="000000"/>
+                <w:sz w:val="22"/>
+                <w:szCs w:val="22"/>
+              </w:rPr>
+              <w:t xml:space="preserve">Plus la matière est </w:t>
+            </w:r>
+            <w:r>
+              <w:rPr>
+                <w:rFonts w:ascii="Arial" w:cs="Arial" w:eastAsia="Arial" w:hAnsi="Arial"/>
+                <w:color w:val="000000"/>
+                <w:sz w:val="22"/>
+                <w:szCs w:val="22"/>
+              </w:rPr>
+              <w:t xml:space="preserve">……………………</w:t>
+            </w:r>
+            <w:r>
+              <w:rPr>
+                <w:rFonts w:ascii="Arial" w:cs="Arial" w:eastAsia="Arial" w:hAnsi="Arial"/>
+                <w:color w:val="000000"/>
+                <w:sz w:val="22"/>
+                <w:szCs w:val="22"/>
+              </w:rPr>
+              <w:t xml:space="preserve"> de la fibre neutre, plus la structure résiste.</w:t>
+            </w:r>
+          </w:p>
+          <w:p>
+            <w:pPr>
+              <w:keepLines/>
+              <w:spacing w:after="20" w:before="0" w:line="567" w:lineRule="atLeast"/>
+            </w:pPr>
+            <w:r>
+              <w:rPr>
+                <w:rFonts w:ascii="Arial" w:cs="Arial" w:eastAsia="Arial" w:hAnsi="Arial"/>
+                <w:color w:val="000000"/>
+                <w:sz w:val="22"/>
+                <w:szCs w:val="22"/>
+              </w:rPr>
+              <w:t xml:space="preserve">Un pronostic écrit AVANT l'essai permet de savoir si on avait </w:t>
+            </w:r>
+            <w:r>
+              <w:rPr>
+                <w:rFonts w:ascii="Arial" w:cs="Arial" w:eastAsia="Arial" w:hAnsi="Arial"/>
+                <w:color w:val="000000"/>
+                <w:sz w:val="22"/>
+                <w:szCs w:val="22"/>
+              </w:rPr>
+              <w:t xml:space="preserve">…………………</w:t>
+            </w:r>
+            <w:r>
+              <w:rPr>
+                <w:rFonts w:ascii="Arial" w:cs="Arial" w:eastAsia="Arial" w:hAnsi="Arial"/>
+                <w:color w:val="000000"/>
+                <w:sz w:val="22"/>
+                <w:szCs w:val="22"/>
+              </w:rPr>
+              <w:t xml:space="preserve"> .</w:t>
             </w:r>
           </w:p>
         </w:tc>
       </w:tr>
     </w:tbl>
-    <w:p>
-      <w:pPr>
-        <w:spacing w:after="0" w:before="80"/>
-        <w:jc w:val="center"/>
-      </w:pPr>
-      <w:r>
-        <w:rPr>
-          <w:rFonts w:ascii="Arial" w:cs="Arial" w:eastAsia="Arial" w:hAnsi="Arial"/>
-          <w:b w:val="false"/>
-          <w:bCs w:val="false"/>
-          <w:i/>
-          <w:iCs/>
-          <w:sz w:val="24"/>
-          <w:szCs w:val="24"/>
-        </w:rPr>
-        <w:t xml:space="preserve">« Prévoir, puis mesurer : c'est la seule façon d'apprendre quelque chose d'un essai. »</w:t>
-      </w:r>
-    </w:p>
     <w:sectPr>
       <w:pgSz w:w="11906" w:h="16838" w:orient="portrait"/>
-      <w:pgMar w:top="620" w:right="720" w:bottom="620" w:left="720" w:header="708" w:footer="708" w:gutter="0"/>
+      <w:pgMar w:top="560" w:right="720" w:bottom="560" w:left="720" w:header="708" w:footer="708" w:gutter="0"/>
       <w:pgNumType/>
       <w:docGrid w:linePitch="360"/>
     </w:sectPr>
@@ -1869,8 +2166,8 @@
     <w:rPrDefault>
       <w:rPr>
         <w:rFonts w:ascii="Arial" w:cs="Arial" w:eastAsia="Arial" w:hAnsi="Arial"/>
-        <w:sz w:val="24"/>
-        <w:szCs w:val="24"/>
+        <w:sz w:val="22"/>
+        <w:szCs w:val="22"/>
       </w:rPr>
     </w:rPrDefault>
     <w:pPrDefault/>
